--- a/هفتم/هفتم - ۵/مرور فصل 5.docx
+++ b/هفتم/هفتم - ۵/مرور فصل 5.docx
@@ -34,22 +34,16 @@
           <w:p>
             <w:pPr>
               <w:rPr>
-                <w:rFonts w:cs="0 Nazanin Bold"/>
-                <w:b/>
-                <w:bCs/>
-                <w:sz w:val="32"/>
-                <w:szCs w:val="32"/>
+                <w:b/>
+                <w:bCs/>
                 <w:rtl/>
                 <w:lang w:bidi="fa-IR"/>
               </w:rPr>
             </w:pPr>
             <w:r>
               <w:rPr>
-                <w:rFonts w:cs="0 Nazanin Bold"/>
-                <w:b/>
-                <w:bCs/>
-                <w:sz w:val="32"/>
-                <w:szCs w:val="32"/>
+                <w:b/>
+                <w:bCs/>
                 <w:rtl/>
                 <w:lang w:bidi="fa-IR"/>
               </w:rPr>
@@ -57,11 +51,9 @@
             </w:r>
             <w:r>
               <w:rPr>
-                <w:rFonts w:cs="0 Nazanin Bold" w:hint="cs"/>
-                <w:b/>
-                <w:bCs/>
-                <w:sz w:val="32"/>
-                <w:szCs w:val="32"/>
+                <w:rFonts w:hint="cs"/>
+                <w:b/>
+                <w:bCs/>
                 <w:rtl/>
                 <w:lang w:bidi="fa-IR"/>
               </w:rPr>
@@ -69,11 +61,8 @@
             </w:r>
             <w:r>
               <w:rPr>
-                <w:rFonts w:cs="0 Nazanin Bold"/>
-                <w:b/>
-                <w:bCs/>
-                <w:sz w:val="32"/>
-                <w:szCs w:val="32"/>
+                <w:b/>
+                <w:bCs/>
                 <w:rtl/>
                 <w:lang w:bidi="fa-IR"/>
               </w:rPr>
@@ -90,22 +79,17 @@
           <w:p>
             <w:pPr>
               <w:rPr>
-                <w:rFonts w:cs="0 Nazanin Bold"/>
-                <w:b/>
-                <w:bCs/>
-                <w:sz w:val="32"/>
-                <w:szCs w:val="32"/>
+                <w:b/>
+                <w:bCs/>
                 <w:rtl/>
                 <w:lang w:bidi="fa-IR"/>
               </w:rPr>
             </w:pPr>
             <w:r>
               <w:rPr>
-                <w:rFonts w:cs="0 Nazanin Bold" w:hint="cs"/>
-                <w:b/>
-                <w:bCs/>
-                <w:sz w:val="32"/>
-                <w:szCs w:val="32"/>
+                <w:rFonts w:hint="cs"/>
+                <w:b/>
+                <w:bCs/>
                 <w:rtl/>
                 <w:lang w:bidi="fa-IR"/>
               </w:rPr>
@@ -131,11 +115,11 @@
                 <w:numId w:val="5"/>
               </w:numPr>
               <w:rPr>
-                <w:rFonts w:cs="0 Nazanin Bold"/>
-                <w:b/>
-                <w:bCs/>
-                <w:sz w:val="32"/>
-                <w:szCs w:val="32"/>
+                <w:rFonts w:cs="B Nazanin"/>
+                <w:b/>
+                <w:bCs/>
+                <w:sz w:val="24"/>
+                <w:szCs w:val="24"/>
                 <w:rtl/>
               </w:rPr>
             </w:pPr>
@@ -150,21 +134,16 @@
             <w:pPr>
               <w:spacing w:line="276" w:lineRule="auto"/>
               <w:rPr>
-                <w:rFonts w:cs="0 Nazanin Bold"/>
-                <w:b/>
-                <w:bCs/>
-                <w:sz w:val="32"/>
-                <w:szCs w:val="32"/>
-                <w:rtl/>
-              </w:rPr>
-            </w:pPr>
-            <w:r>
-              <w:rPr>
-                <w:rFonts w:cs="0 Nazanin Bold" w:hint="cs"/>
-                <w:b/>
-                <w:bCs/>
-                <w:sz w:val="32"/>
-                <w:szCs w:val="32"/>
+                <w:b/>
+                <w:bCs/>
+                <w:rtl/>
+              </w:rPr>
+            </w:pPr>
+            <w:r>
+              <w:rPr>
+                <w:rFonts w:hint="cs"/>
+                <w:b/>
+                <w:bCs/>
                 <w:rtl/>
               </w:rPr>
               <w:t>درستی یا نادرستی عبارات زیر را مشخص کنید.</w:t>
@@ -189,41 +168,34 @@
                 <w:p>
                   <w:pPr>
                     <w:rPr>
-                      <w:rFonts w:cs="0 Nazanin Bold"/>
                       <w:b/>
                       <w:bCs/>
-                      <w:sz w:val="32"/>
-                      <w:szCs w:val="32"/>
                       <w:rtl/>
                     </w:rPr>
                   </w:pPr>
                   <w:r>
                     <w:rPr>
-                      <w:rFonts w:cs="0 Nazanin Bold" w:hint="cs"/>
+                      <w:rFonts w:hint="cs"/>
                       <w:b/>
                       <w:bCs/>
-                      <w:sz w:val="32"/>
-                      <w:szCs w:val="32"/>
                       <w:rtl/>
                     </w:rPr>
                     <w:t>الف)</w:t>
                   </w:r>
                   <w:r>
                     <w:rPr>
-                      <w:rFonts w:ascii="Shabnam" w:hAnsi="Shabnam" w:cs="0 Nazanin Bold" w:hint="cs"/>
-                      <w:sz w:val="32"/>
-                      <w:szCs w:val="32"/>
+                      <w:rFonts w:ascii="Shabnam" w:hAnsi="Shabnam" w:hint="cs"/>
+                      <w:b/>
+                      <w:bCs/>
                       <w:rtl/>
                     </w:rPr>
                     <w:t xml:space="preserve"> همه عدد های اول فرد هستند .</w:t>
                   </w:r>
                   <w:r>
                     <w:rPr>
-                      <w:rFonts w:cs="0 Nazanin Bold" w:hint="cs"/>
+                      <w:rFonts w:hint="cs"/>
                       <w:b/>
                       <w:bCs/>
-                      <w:sz w:val="32"/>
-                      <w:szCs w:val="32"/>
                       <w:rtl/>
                     </w:rPr>
                     <w:t xml:space="preserve"> (          )</w:t>
@@ -239,21 +211,16 @@
                 <w:p>
                   <w:pPr>
                     <w:rPr>
-                      <w:rFonts w:cs="0 Nazanin Bold"/>
                       <w:b/>
                       <w:bCs/>
-                      <w:sz w:val="32"/>
-                      <w:szCs w:val="32"/>
                       <w:rtl/>
                     </w:rPr>
                   </w:pPr>
                   <w:r>
                     <w:rPr>
-                      <w:rFonts w:cs="0 Nazanin Bold" w:hint="cs"/>
+                      <w:rFonts w:hint="cs"/>
                       <w:b/>
                       <w:bCs/>
-                      <w:sz w:val="32"/>
-                      <w:szCs w:val="32"/>
                       <w:rtl/>
                     </w:rPr>
                     <w:t>ب)  هر عدد بی شمار مضرب دارد. (          )</w:t>
@@ -269,21 +236,16 @@
                 <w:p>
                   <w:pPr>
                     <w:rPr>
-                      <w:rFonts w:cs="0 Nazanin Bold"/>
                       <w:b/>
                       <w:bCs/>
-                      <w:sz w:val="32"/>
-                      <w:szCs w:val="32"/>
                       <w:rtl/>
                     </w:rPr>
                   </w:pPr>
                   <w:r>
                     <w:rPr>
-                      <w:rFonts w:cs="0 Nazanin Bold" w:hint="cs"/>
+                      <w:rFonts w:hint="cs"/>
                       <w:b/>
                       <w:bCs/>
-                      <w:sz w:val="32"/>
-                      <w:szCs w:val="32"/>
                       <w:rtl/>
                       <w:lang w:bidi="fa-IR"/>
                     </w:rPr>
@@ -291,20 +253,18 @@
                   </w:r>
                   <w:r>
                     <w:rPr>
-                      <w:rFonts w:ascii="Shabnam" w:hAnsi="Shabnam" w:cs="0 Nazanin Bold" w:hint="cs"/>
-                      <w:sz w:val="32"/>
-                      <w:szCs w:val="32"/>
+                      <w:rFonts w:ascii="Shabnam" w:hAnsi="Shabnam" w:hint="cs"/>
+                      <w:b/>
+                      <w:bCs/>
                       <w:rtl/>
                     </w:rPr>
                     <w:t>هر عدد حداقل دو شمارنده دارد .</w:t>
                   </w:r>
                   <w:r>
                     <w:rPr>
-                      <w:rFonts w:cs="0 Nazanin Bold" w:hint="cs"/>
+                      <w:rFonts w:hint="cs"/>
                       <w:b/>
                       <w:bCs/>
-                      <w:sz w:val="32"/>
-                      <w:szCs w:val="32"/>
                       <w:rtl/>
                     </w:rPr>
                     <w:t xml:space="preserve"> (          )</w:t>
@@ -320,22 +280,17 @@
                 <w:p>
                   <w:pPr>
                     <w:rPr>
-                      <w:rFonts w:cs="0 Nazanin Bold"/>
                       <w:b/>
                       <w:bCs/>
-                      <w:sz w:val="32"/>
-                      <w:szCs w:val="32"/>
                       <w:rtl/>
                       <w:lang w:bidi="fa-IR"/>
                     </w:rPr>
                   </w:pPr>
                   <w:r>
                     <w:rPr>
-                      <w:rFonts w:cs="0 Nazanin Bold" w:hint="cs"/>
+                      <w:rFonts w:hint="cs"/>
                       <w:b/>
                       <w:bCs/>
-                      <w:sz w:val="32"/>
-                      <w:szCs w:val="32"/>
                       <w:rtl/>
                       <w:lang w:bidi="fa-IR"/>
                     </w:rPr>
@@ -343,28 +298,26 @@
                   </w:r>
                   <w:r>
                     <w:rPr>
-                      <w:rFonts w:ascii="Shabnam" w:hAnsi="Shabnam" w:cs="0 Nazanin Bold" w:hint="cs"/>
-                      <w:sz w:val="32"/>
-                      <w:szCs w:val="32"/>
+                      <w:rFonts w:ascii="Shabnam" w:hAnsi="Shabnam" w:hint="cs"/>
+                      <w:b/>
+                      <w:bCs/>
                       <w:rtl/>
                     </w:rPr>
                     <w:t>حاصل جمع دو عدد اول همیشه یک عدد اول است</w:t>
                   </w:r>
                   <w:r>
                     <w:rPr>
-                      <w:rFonts w:ascii="Shabnam" w:hAnsi="Shabnam" w:cs="0 Nazanin Bold"/>
-                      <w:sz w:val="32"/>
-                      <w:szCs w:val="32"/>
+                      <w:rFonts w:ascii="Shabnam" w:hAnsi="Shabnam"/>
+                      <w:b/>
+                      <w:bCs/>
                     </w:rPr>
                     <w:t>.</w:t>
                   </w:r>
                   <w:r>
                     <w:rPr>
-                      <w:rFonts w:cs="0 Nazanin Bold" w:hint="cs"/>
+                      <w:rFonts w:hint="cs"/>
                       <w:b/>
                       <w:bCs/>
-                      <w:sz w:val="32"/>
-                      <w:szCs w:val="32"/>
                       <w:rtl/>
                       <w:lang w:bidi="fa-IR"/>
                     </w:rPr>
@@ -372,11 +325,9 @@
                   </w:r>
                   <w:r>
                     <w:rPr>
-                      <w:rFonts w:cs="0 Nazanin Bold" w:hint="cs"/>
+                      <w:rFonts w:hint="cs"/>
                       <w:b/>
                       <w:bCs/>
-                      <w:sz w:val="32"/>
-                      <w:szCs w:val="32"/>
                       <w:rtl/>
                     </w:rPr>
                     <w:t>(          )</w:t>
@@ -389,11 +340,8 @@
             <w:pPr>
               <w:spacing w:line="276" w:lineRule="auto"/>
               <w:rPr>
-                <w:rFonts w:cs="Cambria"/>
-                <w:b/>
-                <w:bCs/>
-                <w:sz w:val="32"/>
-                <w:szCs w:val="32"/>
+                <w:b/>
+                <w:bCs/>
                 <w:rtl/>
                 <w:lang w:bidi="fa-IR"/>
               </w:rPr>
@@ -419,11 +367,11 @@
               </w:numPr>
               <w:jc w:val="center"/>
               <w:rPr>
-                <w:rFonts w:cs="0 Nazanin Bold"/>
-                <w:b/>
-                <w:bCs/>
-                <w:sz w:val="32"/>
-                <w:szCs w:val="32"/>
+                <w:rFonts w:cs="B Nazanin"/>
+                <w:b/>
+                <w:bCs/>
+                <w:sz w:val="24"/>
+                <w:szCs w:val="24"/>
                 <w:rtl/>
               </w:rPr>
             </w:pPr>
@@ -438,21 +386,16 @@
             <w:pPr>
               <w:spacing w:line="276" w:lineRule="auto"/>
               <w:rPr>
-                <w:rFonts w:cs="0 Nazanin Bold"/>
-                <w:b/>
-                <w:bCs/>
-                <w:sz w:val="32"/>
-                <w:szCs w:val="32"/>
-                <w:rtl/>
-              </w:rPr>
-            </w:pPr>
-            <w:r>
-              <w:rPr>
-                <w:rFonts w:cs="0 Nazanin Bold" w:hint="cs"/>
-                <w:b/>
-                <w:bCs/>
-                <w:sz w:val="32"/>
-                <w:szCs w:val="32"/>
+                <w:b/>
+                <w:bCs/>
+                <w:rtl/>
+              </w:rPr>
+            </w:pPr>
+            <w:r>
+              <w:rPr>
+                <w:rFonts w:hint="cs"/>
+                <w:b/>
+                <w:bCs/>
                 <w:rtl/>
               </w:rPr>
               <w:t>جملات زیر را با عبارات و اعداد مناسب کامل کنید.</w:t>
@@ -462,31 +405,26 @@
             <w:pPr>
               <w:spacing w:line="276" w:lineRule="auto"/>
               <w:rPr>
-                <w:rFonts w:cs="0 Nazanin Bold"/>
-                <w:b/>
-                <w:bCs/>
-                <w:sz w:val="32"/>
-                <w:szCs w:val="32"/>
+                <w:b/>
+                <w:bCs/>
                 <w:rtl/>
                 <w:lang w:bidi="fa-IR"/>
               </w:rPr>
             </w:pPr>
             <w:r>
               <w:rPr>
-                <w:rFonts w:cs="0 Nazanin Bold" w:hint="cs"/>
-                <w:b/>
-                <w:bCs/>
-                <w:sz w:val="32"/>
-                <w:szCs w:val="32"/>
+                <w:rFonts w:hint="cs"/>
+                <w:b/>
+                <w:bCs/>
                 <w:rtl/>
               </w:rPr>
               <w:t xml:space="preserve">الف) </w:t>
             </w:r>
             <w:r>
               <w:rPr>
-                <w:rFonts w:ascii="Shabnam" w:hAnsi="Shabnam" w:cs="0 Nazanin Bold" w:hint="cs"/>
-                <w:sz w:val="32"/>
-                <w:szCs w:val="32"/>
+                <w:rFonts w:ascii="Shabnam" w:hAnsi="Shabnam" w:hint="cs"/>
+                <w:b/>
+                <w:bCs/>
                 <w:rtl/>
               </w:rPr>
               <w:t xml:space="preserve">مجموع دو عدد طبیعی فرد همیشه عددی .................... است . </w:t>
@@ -496,30 +434,25 @@
             <w:pPr>
               <w:spacing w:line="276" w:lineRule="auto"/>
               <w:rPr>
-                <w:rFonts w:cs="0 Nazanin Bold"/>
-                <w:b/>
-                <w:bCs/>
-                <w:sz w:val="32"/>
-                <w:szCs w:val="32"/>
-                <w:rtl/>
-              </w:rPr>
-            </w:pPr>
-            <w:r>
-              <w:rPr>
-                <w:rFonts w:cs="0 Nazanin Bold" w:hint="cs"/>
-                <w:b/>
-                <w:bCs/>
-                <w:sz w:val="32"/>
-                <w:szCs w:val="32"/>
+                <w:b/>
+                <w:bCs/>
+                <w:rtl/>
+              </w:rPr>
+            </w:pPr>
+            <w:r>
+              <w:rPr>
+                <w:rFonts w:hint="cs"/>
+                <w:b/>
+                <w:bCs/>
                 <w:rtl/>
               </w:rPr>
               <w:t>ب) ا</w:t>
             </w:r>
             <w:r>
               <w:rPr>
-                <w:rFonts w:ascii="Shabnam" w:hAnsi="Shabnam" w:cs="0 Nazanin Bold" w:hint="cs"/>
-                <w:sz w:val="32"/>
-                <w:szCs w:val="32"/>
+                <w:rFonts w:ascii="Shabnam" w:hAnsi="Shabnam" w:hint="cs"/>
+                <w:b/>
+                <w:bCs/>
                 <w:rtl/>
               </w:rPr>
               <w:t>گر عددی زوج باشد ، یکی از شمارنده های اولش عدد ................. است.</w:t>
@@ -529,21 +462,16 @@
             <w:pPr>
               <w:spacing w:line="276" w:lineRule="auto"/>
               <w:rPr>
-                <w:rFonts w:cs="0 Nazanin Bold"/>
-                <w:b/>
-                <w:bCs/>
-                <w:sz w:val="32"/>
-                <w:szCs w:val="32"/>
-                <w:rtl/>
-              </w:rPr>
-            </w:pPr>
-            <w:r>
-              <w:rPr>
-                <w:rFonts w:cs="0 Nazanin Bold" w:hint="cs"/>
-                <w:b/>
-                <w:bCs/>
-                <w:sz w:val="32"/>
-                <w:szCs w:val="32"/>
+                <w:b/>
+                <w:bCs/>
+                <w:rtl/>
+              </w:rPr>
+            </w:pPr>
+            <w:r>
+              <w:rPr>
+                <w:rFonts w:hint="cs"/>
+                <w:b/>
+                <w:bCs/>
                 <w:rtl/>
               </w:rPr>
               <w:t>پ) هر عدد اول دو شمارنده دارد :  ................. و ................</w:t>
@@ -555,18 +483,14 @@
                 <w:rFonts w:ascii="Sahel VF Regular" w:hAnsi="Sahel VF Regular"/>
                 <w:b/>
                 <w:bCs/>
-                <w:sz w:val="32"/>
-                <w:szCs w:val="32"/>
-                <w:rtl/>
-              </w:rPr>
-            </w:pPr>
-            <w:r>
-              <w:rPr>
-                <w:rFonts w:cs="0 Nazanin Bold" w:hint="cs"/>
-                <w:b/>
-                <w:bCs/>
-                <w:sz w:val="32"/>
-                <w:szCs w:val="32"/>
+                <w:rtl/>
+              </w:rPr>
+            </w:pPr>
+            <w:r>
+              <w:rPr>
+                <w:rFonts w:hint="cs"/>
+                <w:b/>
+                <w:bCs/>
                 <w:rtl/>
               </w:rPr>
               <w:t xml:space="preserve">ت) </w:t>
@@ -576,8 +500,6 @@
                 <w:rFonts w:ascii="Sahel VF Regular" w:hAnsi="Sahel VF Regular" w:hint="eastAsia"/>
                 <w:b/>
                 <w:bCs/>
-                <w:sz w:val="32"/>
-                <w:szCs w:val="32"/>
                 <w:rtl/>
               </w:rPr>
               <w:t>بزرگتر</w:t>
@@ -587,8 +509,6 @@
                 <w:rFonts w:ascii="Sahel VF Regular" w:hAnsi="Sahel VF Regular" w:hint="cs"/>
                 <w:b/>
                 <w:bCs/>
-                <w:sz w:val="32"/>
-                <w:szCs w:val="32"/>
                 <w:rtl/>
               </w:rPr>
               <w:t>ی</w:t>
@@ -598,8 +518,6 @@
                 <w:rFonts w:ascii="Sahel VF Regular" w:hAnsi="Sahel VF Regular" w:hint="eastAsia"/>
                 <w:b/>
                 <w:bCs/>
-                <w:sz w:val="32"/>
-                <w:szCs w:val="32"/>
                 <w:rtl/>
               </w:rPr>
               <w:t>ن</w:t>
@@ -609,8 +527,6 @@
                 <w:rFonts w:ascii="Sahel VF Regular" w:hAnsi="Sahel VF Regular"/>
                 <w:b/>
                 <w:bCs/>
-                <w:sz w:val="32"/>
-                <w:szCs w:val="32"/>
                 <w:rtl/>
               </w:rPr>
               <w:t xml:space="preserve"> شمارنده هر عدد.................  </w:t>
@@ -620,8 +536,6 @@
                 <w:rFonts w:ascii="Sahel VF Regular" w:hAnsi="Sahel VF Regular" w:hint="cs"/>
                 <w:b/>
                 <w:bCs/>
-                <w:sz w:val="32"/>
-                <w:szCs w:val="32"/>
                 <w:rtl/>
               </w:rPr>
               <w:t xml:space="preserve">و </w:t>
@@ -631,8 +545,6 @@
                 <w:rFonts w:ascii="Sahel VF Regular" w:hAnsi="Sahel VF Regular" w:hint="eastAsia"/>
                 <w:b/>
                 <w:bCs/>
-                <w:sz w:val="32"/>
-                <w:szCs w:val="32"/>
                 <w:rtl/>
               </w:rPr>
               <w:t>کوچکتر</w:t>
@@ -642,8 +554,6 @@
                 <w:rFonts w:ascii="Sahel VF Regular" w:hAnsi="Sahel VF Regular" w:hint="cs"/>
                 <w:b/>
                 <w:bCs/>
-                <w:sz w:val="32"/>
-                <w:szCs w:val="32"/>
                 <w:rtl/>
               </w:rPr>
               <w:t>ی</w:t>
@@ -653,8 +563,6 @@
                 <w:rFonts w:ascii="Sahel VF Regular" w:hAnsi="Sahel VF Regular" w:hint="eastAsia"/>
                 <w:b/>
                 <w:bCs/>
-                <w:sz w:val="32"/>
-                <w:szCs w:val="32"/>
                 <w:rtl/>
               </w:rPr>
               <w:t>ن</w:t>
@@ -664,8 +572,6 @@
                 <w:rFonts w:ascii="Sahel VF Regular" w:hAnsi="Sahel VF Regular"/>
                 <w:b/>
                 <w:bCs/>
-                <w:sz w:val="32"/>
-                <w:szCs w:val="32"/>
                 <w:rtl/>
               </w:rPr>
               <w:t xml:space="preserve"> شمارنده هر عدد ...................</w:t>
@@ -675,8 +581,6 @@
                 <w:rFonts w:ascii="Sahel VF Regular" w:hAnsi="Sahel VF Regular" w:hint="cs"/>
                 <w:b/>
                 <w:bCs/>
-                <w:sz w:val="32"/>
-                <w:szCs w:val="32"/>
                 <w:rtl/>
               </w:rPr>
               <w:t xml:space="preserve"> است.</w:t>
@@ -688,8 +592,6 @@
                 <w:rFonts w:ascii="Sahel VF Regular" w:hAnsi="Sahel VF Regular"/>
                 <w:b/>
                 <w:bCs/>
-                <w:sz w:val="32"/>
-                <w:szCs w:val="32"/>
                 <w:rtl/>
               </w:rPr>
             </w:pPr>
@@ -698,8 +600,6 @@
                 <w:rFonts w:ascii="Sahel VF Regular" w:hAnsi="Sahel VF Regular" w:hint="cs"/>
                 <w:b/>
                 <w:bCs/>
-                <w:sz w:val="32"/>
-                <w:szCs w:val="32"/>
                 <w:rtl/>
               </w:rPr>
               <w:t xml:space="preserve">ث) </w:t>
@@ -709,8 +609,6 @@
                 <w:rFonts w:ascii="Shabnam" w:hAnsi="Shabnam" w:hint="cs"/>
                 <w:b/>
                 <w:bCs/>
-                <w:sz w:val="32"/>
-                <w:szCs w:val="32"/>
                 <w:rtl/>
               </w:rPr>
               <w:t>اگر یک عدد بر عدد دیگر بخش پذیر باشد، آنگاه ک م م دو عدد برابر عدد ....</w:t>
@@ -720,8 +618,6 @@
                 <w:rFonts w:ascii="Shabnam" w:hAnsi="Shabnam" w:hint="cs"/>
                 <w:b/>
                 <w:bCs/>
-                <w:sz w:val="32"/>
-                <w:szCs w:val="32"/>
                 <w:rtl/>
               </w:rPr>
               <w:t>.........</w:t>
@@ -731,8 +627,6 @@
                 <w:rFonts w:ascii="Shabnam" w:hAnsi="Shabnam" w:hint="cs"/>
                 <w:b/>
                 <w:bCs/>
-                <w:sz w:val="32"/>
-                <w:szCs w:val="32"/>
                 <w:rtl/>
               </w:rPr>
               <w:t>... است.</w:t>
@@ -742,8 +636,6 @@
                 <w:rFonts w:ascii="Sahel VF Regular" w:hAnsi="Sahel VF Regular" w:hint="cs"/>
                 <w:b/>
                 <w:bCs/>
-                <w:sz w:val="32"/>
-                <w:szCs w:val="32"/>
                 <w:rtl/>
               </w:rPr>
               <w:t xml:space="preserve"> </w:t>
@@ -753,8 +645,6 @@
                 <w:rFonts w:asciiTheme="majorBidi" w:hAnsiTheme="majorBidi" w:hint="cs"/>
                 <w:b/>
                 <w:bCs/>
-                <w:sz w:val="32"/>
-                <w:szCs w:val="32"/>
                 <w:rtl/>
               </w:rPr>
               <w:t>(بزرگتر</w:t>
@@ -764,8 +654,6 @@
                 <w:rFonts w:asciiTheme="majorBidi" w:hAnsiTheme="majorBidi" w:hint="cs"/>
                 <w:b/>
                 <w:bCs/>
-                <w:sz w:val="32"/>
-                <w:szCs w:val="32"/>
                 <w:rtl/>
               </w:rPr>
               <w:t>-</w:t>
@@ -775,8 +663,6 @@
                 <w:rFonts w:asciiTheme="majorBidi" w:hAnsiTheme="majorBidi" w:hint="cs"/>
                 <w:b/>
                 <w:bCs/>
-                <w:sz w:val="32"/>
-                <w:szCs w:val="32"/>
                 <w:rtl/>
               </w:rPr>
               <w:t xml:space="preserve"> کوچکتر)</w:t>
@@ -786,7 +672,7 @@
       </w:tr>
       <w:tr>
         <w:trPr>
-          <w:trHeight w:val="2012"/>
+          <w:trHeight w:val="1902"/>
           <w:jc w:val="center"/>
         </w:trPr>
         <w:tc>
@@ -803,11 +689,11 @@
               </w:numPr>
               <w:jc w:val="center"/>
               <w:rPr>
-                <w:rFonts w:cs="0 Nazanin Bold"/>
-                <w:b/>
-                <w:bCs/>
-                <w:sz w:val="32"/>
-                <w:szCs w:val="32"/>
+                <w:rFonts w:cs="B Nazanin"/>
+                <w:b/>
+                <w:bCs/>
+                <w:sz w:val="24"/>
+                <w:szCs w:val="24"/>
                 <w:rtl/>
               </w:rPr>
             </w:pPr>
@@ -822,21 +708,16 @@
             <w:pPr>
               <w:spacing w:line="276" w:lineRule="auto"/>
               <w:rPr>
-                <w:rFonts w:cs="0 Nazanin Bold"/>
-                <w:b/>
-                <w:bCs/>
-                <w:sz w:val="32"/>
-                <w:szCs w:val="32"/>
-                <w:rtl/>
-              </w:rPr>
-            </w:pPr>
-            <w:r>
-              <w:rPr>
-                <w:rFonts w:cs="0 Nazanin Bold" w:hint="cs"/>
-                <w:b/>
-                <w:bCs/>
-                <w:sz w:val="32"/>
-                <w:szCs w:val="32"/>
+                <w:b/>
+                <w:bCs/>
+                <w:rtl/>
+              </w:rPr>
+            </w:pPr>
+            <w:r>
+              <w:rPr>
+                <w:rFonts w:hint="cs"/>
+                <w:b/>
+                <w:bCs/>
                 <w:rtl/>
               </w:rPr>
               <w:t xml:space="preserve">به سوالات زیر پاسخ کوتاه دهید. </w:t>
@@ -846,21 +727,16 @@
             <w:pPr>
               <w:spacing w:line="276" w:lineRule="auto"/>
               <w:rPr>
-                <w:rFonts w:cs="0 Nazanin Bold"/>
-                <w:b/>
-                <w:bCs/>
-                <w:sz w:val="32"/>
-                <w:szCs w:val="32"/>
-                <w:rtl/>
-              </w:rPr>
-            </w:pPr>
-            <w:r>
-              <w:rPr>
-                <w:rFonts w:cs="0 Nazanin Bold" w:hint="cs"/>
-                <w:b/>
-                <w:bCs/>
-                <w:sz w:val="32"/>
-                <w:szCs w:val="32"/>
+                <w:b/>
+                <w:bCs/>
+                <w:rtl/>
+              </w:rPr>
+            </w:pPr>
+            <w:r>
+              <w:rPr>
+                <w:rFonts w:hint="cs"/>
+                <w:b/>
+                <w:bCs/>
                 <w:rtl/>
               </w:rPr>
               <w:t>الف) آیا عدد ۳ شمارنده ۳۹ است؟ ........       ب)  آیا ۲۱۰ مضرب مشترک ۷ و ۳۰ است ؟..........</w:t>
@@ -870,30 +746,25 @@
             <w:pPr>
               <w:spacing w:line="276" w:lineRule="auto"/>
               <w:rPr>
-                <w:rFonts w:cs="0 Nazanin Bold"/>
-                <w:b/>
-                <w:bCs/>
-                <w:sz w:val="32"/>
-                <w:szCs w:val="32"/>
-                <w:rtl/>
-              </w:rPr>
-            </w:pPr>
-            <w:r>
-              <w:rPr>
-                <w:rFonts w:cs="0 Nazanin Bold" w:hint="cs"/>
-                <w:b/>
-                <w:bCs/>
-                <w:sz w:val="32"/>
-                <w:szCs w:val="32"/>
+                <w:b/>
+                <w:bCs/>
+                <w:rtl/>
+              </w:rPr>
+            </w:pPr>
+            <w:r>
+              <w:rPr>
+                <w:rFonts w:hint="cs"/>
+                <w:b/>
+                <w:bCs/>
                 <w:rtl/>
               </w:rPr>
               <w:t xml:space="preserve">پ) </w:t>
             </w:r>
             <w:r>
               <w:rPr>
-                <w:rFonts w:ascii="Shabnam" w:hAnsi="Shabnam" w:cs="0 Nazanin Bold" w:hint="cs"/>
-                <w:sz w:val="32"/>
-                <w:szCs w:val="32"/>
+                <w:rFonts w:ascii="Shabnam" w:hAnsi="Shabnam" w:hint="cs"/>
+                <w:b/>
+                <w:bCs/>
                 <w:rtl/>
               </w:rPr>
               <w:t>هفتمین مضرب 8 : ...................                    ت) 30 چندمین مضرب 6 است؟ ..............</w:t>
@@ -905,71 +776,71 @@
               <w:contextualSpacing/>
               <w:jc w:val="both"/>
               <w:rPr>
-                <w:rFonts w:ascii="Shabnam" w:hAnsi="Shabnam" w:cs="0 Nazanin Bold"/>
-                <w:sz w:val="32"/>
-                <w:szCs w:val="32"/>
-                <w:rtl/>
-              </w:rPr>
-            </w:pPr>
-            <w:r>
-              <w:rPr>
-                <w:rFonts w:ascii="Shabnam" w:hAnsi="Shabnam" w:cs="0 Nazanin Bold" w:hint="cs"/>
-                <w:sz w:val="32"/>
-                <w:szCs w:val="32"/>
+                <w:rFonts w:ascii="Shabnam" w:hAnsi="Shabnam"/>
+                <w:b/>
+                <w:bCs/>
+                <w:rtl/>
+              </w:rPr>
+            </w:pPr>
+            <w:r>
+              <w:rPr>
+                <w:rFonts w:ascii="Shabnam" w:hAnsi="Shabnam" w:hint="cs"/>
+                <w:b/>
+                <w:bCs/>
                 <w:rtl/>
               </w:rPr>
               <w:t xml:space="preserve">هـ) عدد </w:t>
             </w:r>
             <w:r>
               <w:rPr>
-                <w:rFonts w:ascii="Shabnam" w:hAnsi="Shabnam" w:cs="0 Nazanin Bold" w:hint="cs"/>
-                <w:sz w:val="32"/>
-                <w:szCs w:val="32"/>
+                <w:rFonts w:ascii="Shabnam" w:hAnsi="Shabnam" w:hint="cs"/>
+                <w:b/>
+                <w:bCs/>
                 <w:rtl/>
               </w:rPr>
               <w:t>18</w:t>
             </w:r>
             <w:r>
               <w:rPr>
-                <w:rFonts w:ascii="Shabnam" w:hAnsi="Shabnam" w:cs="0 Nazanin Bold" w:hint="cs"/>
-                <w:sz w:val="32"/>
-                <w:szCs w:val="32"/>
+                <w:rFonts w:ascii="Shabnam" w:hAnsi="Shabnam" w:hint="cs"/>
+                <w:b/>
+                <w:bCs/>
                 <w:rtl/>
               </w:rPr>
               <w:t xml:space="preserve"> چند شمارنده اول دارد؟ ............       </w:t>
             </w:r>
             <w:r>
               <w:rPr>
-                <w:rFonts w:ascii="Shabnam" w:hAnsi="Shabnam" w:cs="0 Nazanin Bold" w:hint="cs"/>
-                <w:sz w:val="32"/>
-                <w:szCs w:val="32"/>
+                <w:rFonts w:ascii="Shabnam" w:hAnsi="Shabnam" w:hint="cs"/>
+                <w:b/>
+                <w:bCs/>
                 <w:rtl/>
               </w:rPr>
               <w:t xml:space="preserve"> </w:t>
             </w:r>
             <w:r>
               <w:rPr>
-                <w:rFonts w:ascii="Shabnam" w:hAnsi="Shabnam" w:cs="0 Nazanin Bold" w:hint="cs"/>
-                <w:sz w:val="32"/>
-                <w:szCs w:val="32"/>
+                <w:rFonts w:ascii="Shabnam" w:hAnsi="Shabnam" w:hint="cs"/>
+                <w:b/>
+                <w:bCs/>
                 <w:rtl/>
               </w:rPr>
               <w:t xml:space="preserve">  ی) </w:t>
             </w:r>
             <w:r>
               <w:rPr>
-                <w:rFonts w:ascii="Shabnam" w:hAnsi="Shabnam" w:cs="0 Nazanin Bold" w:hint="cs"/>
-                <w:sz w:val="32"/>
-                <w:szCs w:val="32"/>
+                <w:rFonts w:ascii="Shabnam" w:hAnsi="Shabnam" w:hint="cs"/>
+                <w:b/>
+                <w:bCs/>
                 <w:rtl/>
               </w:rPr>
               <w:t>عدد 20 چند شمارنده دارد</w:t>
             </w:r>
             <w:r>
               <w:rPr>
-                <w:rFonts w:ascii="Shabnam" w:hAnsi="Shabnam" w:cs="0 Nazanin Bold" w:hint="cs"/>
-                <w:sz w:val="32"/>
-                <w:szCs w:val="32"/>
+                <w:rFonts w:ascii="Shabnam" w:hAnsi="Shabnam" w:hint="cs"/>
+                <w:b/>
+                <w:bCs/>
                 <w:rtl/>
               </w:rPr>
               <w:t xml:space="preserve"> ؟ ................        </w:t>
@@ -996,11 +867,11 @@
               </w:numPr>
               <w:jc w:val="center"/>
               <w:rPr>
-                <w:rFonts w:cs="0 Nazanin Bold"/>
-                <w:b/>
-                <w:bCs/>
-                <w:sz w:val="32"/>
-                <w:szCs w:val="32"/>
+                <w:rFonts w:cs="B Nazanin"/>
+                <w:b/>
+                <w:bCs/>
+                <w:sz w:val="24"/>
+                <w:szCs w:val="24"/>
                 <w:rtl/>
               </w:rPr>
             </w:pPr>
@@ -1015,45 +886,41 @@
             <w:pPr>
               <w:spacing w:line="360" w:lineRule="auto"/>
               <w:rPr>
-                <w:rFonts w:cs="0 Nazanin Bold"/>
                 <w:b/>
                 <w:bCs/>
                 <w:i/>
                 <w:noProof/>
-                <w:sz w:val="32"/>
-                <w:szCs w:val="32"/>
-                <w:rtl/>
-              </w:rPr>
-            </w:pPr>
-            <w:r>
-              <w:rPr>
-                <w:rFonts w:cs="0 Nazanin Bold" w:hint="cs"/>
+                <w:rtl/>
+              </w:rPr>
+            </w:pPr>
+            <w:r>
+              <w:rPr>
+                <w:rFonts w:hint="cs"/>
+                <w:b/>
+                <w:bCs/>
                 <w:i/>
                 <w:noProof/>
-                <w:sz w:val="32"/>
-                <w:szCs w:val="32"/>
                 <w:rtl/>
               </w:rPr>
               <w:t>الف) شمارنده</w:t>
             </w:r>
             <w:r>
               <w:rPr>
-                <w:rFonts w:cs="0 Nazanin Bold"/>
+                <w:b/>
+                <w:bCs/>
                 <w:i/>
                 <w:noProof/>
-                <w:sz w:val="32"/>
-                <w:szCs w:val="32"/>
                 <w:rtl/>
               </w:rPr>
               <w:softHyphen/>
             </w:r>
             <w:r>
               <w:rPr>
-                <w:rFonts w:cs="0 Nazanin Bold" w:hint="cs"/>
+                <w:rFonts w:hint="cs"/>
+                <w:b/>
+                <w:bCs/>
                 <w:i/>
                 <w:noProof/>
-                <w:sz w:val="32"/>
-                <w:szCs w:val="32"/>
                 <w:rtl/>
               </w:rPr>
               <w:t xml:space="preserve">های عدد 12  را بنویسید.                                   </w:t>
@@ -1063,23 +930,20 @@
             <w:pPr>
               <w:spacing w:line="360" w:lineRule="auto"/>
               <w:rPr>
-                <w:rFonts w:cs="0 Nazanin Bold"/>
                 <w:b/>
                 <w:bCs/>
                 <w:i/>
                 <w:noProof/>
-                <w:sz w:val="32"/>
-                <w:szCs w:val="32"/>
-                <w:rtl/>
-              </w:rPr>
-            </w:pPr>
-            <w:r>
-              <w:rPr>
-                <w:rFonts w:cs="0 Nazanin Bold" w:hint="cs"/>
+                <w:rtl/>
+              </w:rPr>
+            </w:pPr>
+            <w:r>
+              <w:rPr>
+                <w:rFonts w:hint="cs"/>
+                <w:b/>
+                <w:bCs/>
                 <w:i/>
                 <w:noProof/>
-                <w:sz w:val="32"/>
-                <w:szCs w:val="32"/>
                 <w:rtl/>
               </w:rPr>
               <w:t>ب) مضرب های عدد 5 را بنویسید.</w:t>
@@ -1106,11 +970,11 @@
               </w:numPr>
               <w:jc w:val="center"/>
               <w:rPr>
-                <w:rFonts w:cs="0 Nazanin Bold"/>
-                <w:b/>
-                <w:bCs/>
-                <w:sz w:val="32"/>
-                <w:szCs w:val="32"/>
+                <w:rFonts w:cs="B Nazanin"/>
+                <w:b/>
+                <w:bCs/>
+                <w:sz w:val="24"/>
+                <w:szCs w:val="24"/>
                 <w:rtl/>
               </w:rPr>
             </w:pPr>
@@ -1125,76 +989,59 @@
             <w:pPr>
               <w:spacing w:line="360" w:lineRule="auto"/>
               <w:rPr>
-                <w:rFonts w:cs="0 Nazanin Bold"/>
-                <w:b/>
-                <w:bCs/>
-                <w:sz w:val="32"/>
-                <w:szCs w:val="32"/>
-                <w:rtl/>
-              </w:rPr>
-            </w:pPr>
-            <w:r>
-              <w:rPr>
-                <w:rFonts w:cs="0 Nazanin Bold"/>
-                <w:b/>
-                <w:bCs/>
-                <w:sz w:val="32"/>
-                <w:szCs w:val="32"/>
+                <w:b/>
+                <w:bCs/>
+                <w:rtl/>
+              </w:rPr>
+            </w:pPr>
+            <w:r>
+              <w:rPr>
+                <w:b/>
+                <w:bCs/>
                 <w:rtl/>
               </w:rPr>
               <w:t>دور عدد ها</w:t>
             </w:r>
             <w:r>
               <w:rPr>
-                <w:rFonts w:cs="0 Nazanin Bold" w:hint="cs"/>
-                <w:b/>
-                <w:bCs/>
-                <w:sz w:val="32"/>
-                <w:szCs w:val="32"/>
+                <w:rFonts w:hint="cs"/>
+                <w:b/>
+                <w:bCs/>
                 <w:rtl/>
               </w:rPr>
               <w:t>ی</w:t>
             </w:r>
             <w:r>
               <w:rPr>
-                <w:rFonts w:cs="0 Nazanin Bold"/>
-                <w:b/>
-                <w:bCs/>
-                <w:sz w:val="32"/>
-                <w:szCs w:val="32"/>
+                <w:b/>
+                <w:bCs/>
                 <w:rtl/>
               </w:rPr>
               <w:t xml:space="preserve"> اول خط بکش</w:t>
             </w:r>
             <w:r>
               <w:rPr>
-                <w:rFonts w:cs="0 Nazanin Bold" w:hint="cs"/>
-                <w:b/>
-                <w:bCs/>
-                <w:sz w:val="32"/>
-                <w:szCs w:val="32"/>
+                <w:rFonts w:hint="cs"/>
+                <w:b/>
+                <w:bCs/>
                 <w:rtl/>
               </w:rPr>
               <w:t>ی</w:t>
             </w:r>
             <w:r>
               <w:rPr>
-                <w:rFonts w:cs="0 Nazanin Bold" w:hint="eastAsia"/>
-                <w:b/>
-                <w:bCs/>
-                <w:sz w:val="32"/>
-                <w:szCs w:val="32"/>
+                <w:rFonts w:hint="eastAsia"/>
+                <w:b/>
+                <w:bCs/>
                 <w:rtl/>
               </w:rPr>
               <w:t>د</w:t>
             </w:r>
             <w:r>
               <w:rPr>
-                <w:rFonts w:cs="0 Nazanin Bold" w:hint="cs"/>
-                <w:b/>
-                <w:bCs/>
-                <w:sz w:val="32"/>
-                <w:szCs w:val="32"/>
+                <w:rFonts w:hint="cs"/>
+                <w:b/>
+                <w:bCs/>
                 <w:rtl/>
               </w:rPr>
               <w:t>.</w:t>
@@ -1205,64 +1052,48 @@
               <w:spacing w:line="360" w:lineRule="auto"/>
               <w:jc w:val="center"/>
               <w:rPr>
-                <w:rFonts w:cs="0 Nazanin Bold"/>
-                <w:b/>
-                <w:bCs/>
-                <w:sz w:val="32"/>
-                <w:szCs w:val="32"/>
-                <w:rtl/>
-              </w:rPr>
-            </w:pPr>
-            <w:r>
-              <w:rPr>
-                <w:rFonts w:cs="0 Nazanin Bold" w:hint="cs"/>
-                <w:b/>
-                <w:bCs/>
-                <w:sz w:val="32"/>
-                <w:szCs w:val="32"/>
+                <w:b/>
+                <w:bCs/>
+                <w:rtl/>
+              </w:rPr>
+            </w:pPr>
+            <w:r>
+              <w:rPr>
+                <w:rFonts w:hint="cs"/>
+                <w:b/>
+                <w:bCs/>
                 <w:rtl/>
               </w:rPr>
               <w:t>۱</w:t>
             </w:r>
             <w:r>
               <w:rPr>
-                <w:rFonts w:cs="0 Nazanin Bold"/>
-                <w:b/>
-                <w:bCs/>
-                <w:sz w:val="32"/>
-                <w:szCs w:val="32"/>
+                <w:b/>
+                <w:bCs/>
                 <w:rtl/>
               </w:rPr>
               <w:t xml:space="preserve"> </w:t>
             </w:r>
             <w:r>
               <w:rPr>
-                <w:rFonts w:cs="0 Nazanin Bold"/>
-                <w:b/>
-                <w:bCs/>
-                <w:sz w:val="32"/>
-                <w:szCs w:val="32"/>
+                <w:b/>
+                <w:bCs/>
               </w:rPr>
               <w:t>,</w:t>
             </w:r>
             <w:r>
               <w:rPr>
-                <w:rFonts w:cs="0 Nazanin Bold"/>
-                <w:b/>
-                <w:bCs/>
-                <w:sz w:val="32"/>
-                <w:szCs w:val="32"/>
+                <w:b/>
+                <w:bCs/>
                 <w:rtl/>
               </w:rPr>
               <w:t xml:space="preserve"> </w:t>
             </w:r>
             <w:r>
               <w:rPr>
-                <w:rFonts w:cs="0 Nazanin Bold" w:hint="cs"/>
-                <w:b/>
-                <w:bCs/>
-                <w:sz w:val="32"/>
-                <w:szCs w:val="32"/>
+                <w:rFonts w:hint="cs"/>
+                <w:b/>
+                <w:bCs/>
                 <w:rtl/>
                 <w:lang w:bidi="fa-IR"/>
               </w:rPr>
@@ -1270,151 +1101,113 @@
             </w:r>
             <w:r>
               <w:rPr>
-                <w:rFonts w:cs="0 Nazanin Bold"/>
-                <w:b/>
-                <w:bCs/>
-                <w:sz w:val="32"/>
-                <w:szCs w:val="32"/>
+                <w:b/>
+                <w:bCs/>
                 <w:rtl/>
               </w:rPr>
               <w:t xml:space="preserve">19 </w:t>
             </w:r>
             <w:r>
               <w:rPr>
-                <w:rFonts w:cs="0 Nazanin Bold"/>
-                <w:b/>
-                <w:bCs/>
-                <w:sz w:val="32"/>
-                <w:szCs w:val="32"/>
+                <w:b/>
+                <w:bCs/>
               </w:rPr>
               <w:t xml:space="preserve"> ,</w:t>
             </w:r>
             <w:r>
               <w:rPr>
-                <w:rFonts w:cs="0 Nazanin Bold"/>
-                <w:b/>
-                <w:bCs/>
-                <w:sz w:val="32"/>
-                <w:szCs w:val="32"/>
+                <w:b/>
+                <w:bCs/>
                 <w:rtl/>
               </w:rPr>
               <w:t xml:space="preserve"> 9</w:t>
             </w:r>
             <w:r>
               <w:rPr>
-                <w:rFonts w:cs="0 Nazanin Bold" w:hint="cs"/>
-                <w:b/>
-                <w:bCs/>
-                <w:sz w:val="32"/>
-                <w:szCs w:val="32"/>
+                <w:rFonts w:hint="cs"/>
+                <w:b/>
+                <w:bCs/>
                 <w:rtl/>
               </w:rPr>
               <w:t xml:space="preserve"> </w:t>
             </w:r>
             <w:r>
               <w:rPr>
-                <w:rFonts w:cs="0 Nazanin Bold"/>
-                <w:b/>
-                <w:bCs/>
-                <w:sz w:val="32"/>
-                <w:szCs w:val="32"/>
+                <w:b/>
+                <w:bCs/>
                 <w:rtl/>
               </w:rPr>
               <w:t xml:space="preserve"> </w:t>
             </w:r>
             <w:r>
               <w:rPr>
-                <w:rFonts w:cs="0 Nazanin Bold"/>
-                <w:b/>
-                <w:bCs/>
-                <w:sz w:val="32"/>
-                <w:szCs w:val="32"/>
+                <w:b/>
+                <w:bCs/>
               </w:rPr>
               <w:t>,</w:t>
             </w:r>
             <w:r>
               <w:rPr>
-                <w:rFonts w:cs="0 Nazanin Bold"/>
-                <w:b/>
-                <w:bCs/>
-                <w:sz w:val="32"/>
-                <w:szCs w:val="32"/>
+                <w:b/>
+                <w:bCs/>
                 <w:rtl/>
               </w:rPr>
               <w:t xml:space="preserve"> </w:t>
             </w:r>
             <w:r>
               <w:rPr>
-                <w:rFonts w:cs="0 Nazanin Bold" w:hint="cs"/>
-                <w:b/>
-                <w:bCs/>
-                <w:sz w:val="32"/>
-                <w:szCs w:val="32"/>
+                <w:rFonts w:hint="cs"/>
+                <w:b/>
+                <w:bCs/>
                 <w:rtl/>
               </w:rPr>
               <w:t xml:space="preserve"> </w:t>
             </w:r>
             <w:r>
               <w:rPr>
-                <w:rFonts w:cs="0 Nazanin Bold"/>
-                <w:b/>
-                <w:bCs/>
-                <w:sz w:val="32"/>
-                <w:szCs w:val="32"/>
+                <w:b/>
+                <w:bCs/>
                 <w:rtl/>
               </w:rPr>
               <w:t>2</w:t>
             </w:r>
             <w:r>
               <w:rPr>
-                <w:rFonts w:cs="0 Nazanin Bold" w:hint="cs"/>
-                <w:b/>
-                <w:bCs/>
-                <w:sz w:val="32"/>
-                <w:szCs w:val="32"/>
+                <w:rFonts w:hint="cs"/>
+                <w:b/>
+                <w:bCs/>
                 <w:rtl/>
               </w:rPr>
               <w:t xml:space="preserve"> </w:t>
             </w:r>
             <w:r>
               <w:rPr>
-                <w:rFonts w:cs="0 Nazanin Bold"/>
-                <w:b/>
-                <w:bCs/>
-                <w:sz w:val="32"/>
-                <w:szCs w:val="32"/>
+                <w:b/>
+                <w:bCs/>
                 <w:rtl/>
               </w:rPr>
               <w:t xml:space="preserve"> </w:t>
             </w:r>
             <w:r>
               <w:rPr>
-                <w:rFonts w:cs="0 Nazanin Bold"/>
-                <w:b/>
-                <w:bCs/>
-                <w:sz w:val="32"/>
-                <w:szCs w:val="32"/>
+                <w:b/>
+                <w:bCs/>
               </w:rPr>
               <w:t>,</w:t>
             </w:r>
             <w:r>
               <w:rPr>
-                <w:rFonts w:cs="0 Nazanin Bold"/>
-                <w:b/>
-                <w:bCs/>
-                <w:sz w:val="32"/>
-                <w:szCs w:val="32"/>
+                <w:b/>
+                <w:bCs/>
                 <w:rtl/>
               </w:rPr>
               <w:t xml:space="preserve"> </w:t>
             </w:r>
             <w:r>
               <w:rPr>
-                <w:rFonts w:cs="0 Nazanin Bold" w:hint="cs"/>
-                <w:b/>
-                <w:bCs/>
-                <w:sz w:val="32"/>
-                <w:szCs w:val="32"/>
+                <w:rFonts w:hint="cs"/>
+                <w:b/>
+                <w:bCs/>
                 <w:rtl/>
                 <w:lang w:bidi="fa-IR"/>
               </w:rPr>
@@ -1422,75 +1215,56 @@
             </w:r>
             <w:r>
               <w:rPr>
-                <w:rFonts w:cs="0 Nazanin Bold"/>
-                <w:b/>
-                <w:bCs/>
-                <w:sz w:val="32"/>
-                <w:szCs w:val="32"/>
+                <w:b/>
+                <w:bCs/>
                 <w:rtl/>
               </w:rPr>
               <w:t xml:space="preserve">21 </w:t>
             </w:r>
             <w:r>
               <w:rPr>
-                <w:rFonts w:cs="0 Nazanin Bold" w:hint="cs"/>
-                <w:b/>
-                <w:bCs/>
-                <w:sz w:val="32"/>
-                <w:szCs w:val="32"/>
+                <w:rFonts w:hint="cs"/>
+                <w:b/>
+                <w:bCs/>
                 <w:rtl/>
               </w:rPr>
               <w:t xml:space="preserve"> </w:t>
             </w:r>
             <w:r>
               <w:rPr>
-                <w:rFonts w:cs="0 Nazanin Bold"/>
-                <w:b/>
-                <w:bCs/>
-                <w:sz w:val="32"/>
-                <w:szCs w:val="32"/>
+                <w:b/>
+                <w:bCs/>
               </w:rPr>
               <w:t>,</w:t>
             </w:r>
             <w:r>
               <w:rPr>
-                <w:rFonts w:cs="0 Nazanin Bold"/>
-                <w:b/>
-                <w:bCs/>
-                <w:sz w:val="32"/>
-                <w:szCs w:val="32"/>
+                <w:b/>
+                <w:bCs/>
                 <w:rtl/>
               </w:rPr>
               <w:t xml:space="preserve"> 27 </w:t>
             </w:r>
             <w:r>
               <w:rPr>
-                <w:rFonts w:cs="0 Nazanin Bold"/>
-                <w:b/>
-                <w:bCs/>
-                <w:sz w:val="32"/>
-                <w:szCs w:val="32"/>
+                <w:b/>
+                <w:bCs/>
               </w:rPr>
               <w:t xml:space="preserve">, </w:t>
             </w:r>
             <w:r>
               <w:rPr>
-                <w:rFonts w:cs="0 Nazanin Bold"/>
-                <w:b/>
-                <w:bCs/>
-                <w:sz w:val="32"/>
-                <w:szCs w:val="32"/>
+                <w:b/>
+                <w:bCs/>
                 <w:rtl/>
               </w:rPr>
               <w:t xml:space="preserve"> </w:t>
             </w:r>
             <w:r>
               <w:rPr>
-                <w:rFonts w:cs="0 Nazanin Bold" w:hint="cs"/>
-                <w:b/>
-                <w:bCs/>
-                <w:sz w:val="32"/>
-                <w:szCs w:val="32"/>
+                <w:rFonts w:hint="cs"/>
+                <w:b/>
+                <w:bCs/>
                 <w:rtl/>
                 <w:lang w:bidi="fa-IR"/>
               </w:rPr>
@@ -1498,161 +1272,120 @@
             </w:r>
             <w:r>
               <w:rPr>
-                <w:rFonts w:cs="0 Nazanin Bold"/>
-                <w:b/>
-                <w:bCs/>
-                <w:sz w:val="32"/>
-                <w:szCs w:val="32"/>
+                <w:b/>
+                <w:bCs/>
                 <w:rtl/>
               </w:rPr>
               <w:t xml:space="preserve">31 </w:t>
             </w:r>
             <w:r>
               <w:rPr>
-                <w:rFonts w:cs="0 Nazanin Bold"/>
-                <w:b/>
-                <w:bCs/>
-                <w:sz w:val="32"/>
-                <w:szCs w:val="32"/>
+                <w:b/>
+                <w:bCs/>
               </w:rPr>
               <w:t xml:space="preserve"> ,</w:t>
             </w:r>
             <w:r>
               <w:rPr>
-                <w:rFonts w:cs="0 Nazanin Bold"/>
-                <w:b/>
-                <w:bCs/>
-                <w:sz w:val="32"/>
-                <w:szCs w:val="32"/>
+                <w:b/>
+                <w:bCs/>
                 <w:rtl/>
               </w:rPr>
               <w:t xml:space="preserve"> 39 </w:t>
             </w:r>
             <w:r>
               <w:rPr>
-                <w:rFonts w:cs="0 Nazanin Bold"/>
-                <w:b/>
-                <w:bCs/>
-                <w:sz w:val="32"/>
-                <w:szCs w:val="32"/>
+                <w:b/>
+                <w:bCs/>
               </w:rPr>
               <w:t>,</w:t>
             </w:r>
             <w:r>
               <w:rPr>
-                <w:rFonts w:cs="0 Nazanin Bold"/>
-                <w:b/>
-                <w:bCs/>
-                <w:sz w:val="32"/>
-                <w:szCs w:val="32"/>
+                <w:b/>
+                <w:bCs/>
                 <w:rtl/>
               </w:rPr>
               <w:t xml:space="preserve"> </w:t>
             </w:r>
             <w:r>
               <w:rPr>
-                <w:rFonts w:cs="0 Nazanin Bold" w:hint="cs"/>
-                <w:b/>
-                <w:bCs/>
-                <w:sz w:val="32"/>
-                <w:szCs w:val="32"/>
+                <w:rFonts w:hint="cs"/>
+                <w:b/>
+                <w:bCs/>
                 <w:rtl/>
               </w:rPr>
               <w:t xml:space="preserve"> </w:t>
             </w:r>
             <w:r>
               <w:rPr>
-                <w:rFonts w:cs="0 Nazanin Bold"/>
-                <w:b/>
-                <w:bCs/>
-                <w:sz w:val="32"/>
-                <w:szCs w:val="32"/>
+                <w:b/>
+                <w:bCs/>
                 <w:rtl/>
               </w:rPr>
               <w:t xml:space="preserve">49 </w:t>
             </w:r>
             <w:r>
               <w:rPr>
-                <w:rFonts w:cs="0 Nazanin Bold"/>
-                <w:b/>
-                <w:bCs/>
-                <w:sz w:val="32"/>
-                <w:szCs w:val="32"/>
+                <w:b/>
+                <w:bCs/>
               </w:rPr>
               <w:t>,</w:t>
             </w:r>
             <w:r>
               <w:rPr>
-                <w:rFonts w:cs="0 Nazanin Bold"/>
-                <w:b/>
-                <w:bCs/>
-                <w:sz w:val="32"/>
-                <w:szCs w:val="32"/>
+                <w:b/>
+                <w:bCs/>
                 <w:rtl/>
               </w:rPr>
               <w:t xml:space="preserve"> 2</w:t>
             </w:r>
             <w:r>
               <w:rPr>
-                <w:rFonts w:cs="0 Nazanin Bold" w:hint="cs"/>
-                <w:b/>
-                <w:bCs/>
-                <w:sz w:val="32"/>
-                <w:szCs w:val="32"/>
+                <w:rFonts w:hint="cs"/>
+                <w:b/>
+                <w:bCs/>
                 <w:rtl/>
               </w:rPr>
               <w:t>3</w:t>
             </w:r>
             <w:r>
               <w:rPr>
-                <w:rFonts w:cs="0 Nazanin Bold"/>
-                <w:b/>
-                <w:bCs/>
-                <w:sz w:val="32"/>
-                <w:szCs w:val="32"/>
+                <w:b/>
+                <w:bCs/>
                 <w:rtl/>
               </w:rPr>
               <w:t xml:space="preserve"> </w:t>
             </w:r>
             <w:r>
               <w:rPr>
-                <w:rFonts w:cs="0 Nazanin Bold" w:hint="cs"/>
-                <w:b/>
-                <w:bCs/>
-                <w:sz w:val="32"/>
-                <w:szCs w:val="32"/>
+                <w:rFonts w:hint="cs"/>
+                <w:b/>
+                <w:bCs/>
                 <w:rtl/>
               </w:rPr>
               <w:t xml:space="preserve"> </w:t>
             </w:r>
             <w:r>
               <w:rPr>
-                <w:rFonts w:cs="0 Nazanin Bold"/>
-                <w:b/>
-                <w:bCs/>
-                <w:sz w:val="32"/>
-                <w:szCs w:val="32"/>
+                <w:b/>
+                <w:bCs/>
               </w:rPr>
               <w:t xml:space="preserve">  ,</w:t>
             </w:r>
             <w:r>
               <w:rPr>
-                <w:rFonts w:cs="0 Nazanin Bold" w:hint="cs"/>
-                <w:b/>
-                <w:bCs/>
-                <w:sz w:val="32"/>
-                <w:szCs w:val="32"/>
+                <w:rFonts w:hint="cs"/>
+                <w:b/>
+                <w:bCs/>
                 <w:rtl/>
               </w:rPr>
               <w:t>5</w:t>
             </w:r>
             <w:r>
               <w:rPr>
-                <w:rFonts w:cs="0 Nazanin Bold"/>
-                <w:b/>
-                <w:bCs/>
-                <w:sz w:val="32"/>
-                <w:szCs w:val="32"/>
+                <w:b/>
+                <w:bCs/>
                 <w:rtl/>
               </w:rPr>
               <w:t>2</w:t>
@@ -1679,11 +1412,11 @@
               </w:numPr>
               <w:jc w:val="center"/>
               <w:rPr>
-                <w:rFonts w:cs="0 Nazanin Bold"/>
-                <w:b/>
-                <w:bCs/>
-                <w:sz w:val="32"/>
-                <w:szCs w:val="32"/>
+                <w:rFonts w:cs="B Nazanin"/>
+                <w:b/>
+                <w:bCs/>
+                <w:sz w:val="24"/>
+                <w:szCs w:val="24"/>
                 <w:rtl/>
               </w:rPr>
             </w:pPr>
@@ -1699,9 +1432,9 @@
               <w:spacing w:after="160" w:line="276" w:lineRule="auto"/>
               <w:contextualSpacing/>
               <w:rPr>
-                <w:rFonts w:ascii="Shabnam" w:hAnsi="Shabnam" w:cs="0 Nazanin Bold"/>
-                <w:sz w:val="32"/>
-                <w:szCs w:val="32"/>
+                <w:rFonts w:ascii="Shabnam" w:hAnsi="Shabnam"/>
+                <w:b/>
+                <w:bCs/>
                 <w:rtl/>
               </w:rPr>
             </w:pPr>
@@ -1711,8 +1444,6 @@
                 <w:b/>
                 <w:bCs/>
                 <w:noProof/>
-                <w:sz w:val="32"/>
-                <w:szCs w:val="32"/>
                 <w:rtl/>
                 <w:lang w:val="ar-SA"/>
               </w:rPr>
@@ -1799,47 +1530,63 @@
             </w:r>
             <w:r>
               <w:rPr>
-                <w:rFonts w:ascii="Shabnam" w:hAnsi="Shabnam" w:cs="0 Nazanin Bold" w:hint="cs"/>
-                <w:sz w:val="32"/>
-                <w:szCs w:val="32"/>
+                <w:rFonts w:ascii="Shabnam" w:hAnsi="Shabnam" w:hint="cs"/>
+                <w:b/>
+                <w:bCs/>
                 <w:rtl/>
               </w:rPr>
               <w:t>عدد های مقابل را تجزیه کنید شمارنده های اول آن را  بنویسید.</w:t>
             </w:r>
             <w:r>
               <w:rPr>
-                <w:rFonts w:ascii="Shabnam" w:hAnsi="Shabnam" w:cs="0 Nazanin Bold" w:hint="cs"/>
-                <w:sz w:val="32"/>
-                <w:szCs w:val="32"/>
+                <w:rFonts w:ascii="Shabnam" w:hAnsi="Shabnam" w:hint="cs"/>
+                <w:b/>
+                <w:bCs/>
                 <w:rtl/>
               </w:rPr>
               <w:t xml:space="preserve">              </w:t>
             </w:r>
             <w:r>
               <w:rPr>
-                <w:rFonts w:ascii="Shabnam" w:hAnsi="Shabnam" w:cs="0 Nazanin Bold" w:hint="cs"/>
-                <w:sz w:val="32"/>
-                <w:szCs w:val="32"/>
-                <w:rtl/>
-              </w:rPr>
-              <w:t xml:space="preserve">     </w:t>
-            </w:r>
-            <w:bookmarkStart w:id="0" w:name="_GoBack"/>
-            <w:bookmarkEnd w:id="0"/>
-            <w:r>
-              <w:rPr>
-                <w:rFonts w:ascii="Shabnam" w:hAnsi="Shabnam" w:cs="0 Nazanin Bold" w:hint="cs"/>
-                <w:sz w:val="32"/>
-                <w:szCs w:val="32"/>
+                <w:rFonts w:ascii="Shabnam" w:hAnsi="Shabnam" w:hint="cs"/>
+                <w:b/>
+                <w:bCs/>
+                <w:rtl/>
+              </w:rPr>
+              <w:t xml:space="preserve">   </w:t>
+            </w:r>
+            <w:r>
+              <w:rPr>
+                <w:rFonts w:ascii="Shabnam" w:hAnsi="Shabnam" w:hint="cs"/>
+                <w:b/>
+                <w:bCs/>
+                <w:rtl/>
+              </w:rPr>
+              <w:t xml:space="preserve">                                          </w:t>
+            </w:r>
+            <w:r>
+              <w:rPr>
+                <w:rFonts w:ascii="Shabnam" w:hAnsi="Shabnam" w:hint="cs"/>
+                <w:b/>
+                <w:bCs/>
+                <w:rtl/>
+              </w:rPr>
+              <w:t xml:space="preserve">  </w:t>
+            </w:r>
+            <w:r>
+              <w:rPr>
+                <w:rFonts w:ascii="Shabnam" w:hAnsi="Shabnam" w:hint="cs"/>
+                <w:b/>
+                <w:bCs/>
                 <w:rtl/>
               </w:rPr>
               <w:t xml:space="preserve">    </w:t>
             </w:r>
             <w:r>
               <w:rPr>
-                <w:rFonts w:ascii="Shabnam" w:hAnsi="Shabnam" w:cs="0 Nazanin Bold" w:hint="cs"/>
-                <w:sz w:val="32"/>
-                <w:szCs w:val="32"/>
+                <w:rFonts w:ascii="Shabnam" w:hAnsi="Shabnam" w:hint="cs"/>
+                <w:b/>
+                <w:bCs/>
                 <w:rtl/>
                 <w:lang w:bidi="fa-IR"/>
               </w:rPr>
@@ -1847,9 +1594,9 @@
             </w:r>
             <w:r>
               <w:rPr>
-                <w:rFonts w:ascii="Shabnam" w:hAnsi="Shabnam" w:cs="0 Nazanin Bold" w:hint="cs"/>
-                <w:sz w:val="32"/>
-                <w:szCs w:val="32"/>
+                <w:rFonts w:ascii="Shabnam" w:hAnsi="Shabnam" w:hint="cs"/>
+                <w:b/>
+                <w:bCs/>
                 <w:rtl/>
               </w:rPr>
               <w:t xml:space="preserve">                                                          </w:t>
@@ -1860,17 +1607,17 @@
               <w:spacing w:after="160" w:line="276" w:lineRule="auto"/>
               <w:contextualSpacing/>
               <w:rPr>
-                <w:rFonts w:ascii="Shabnam" w:hAnsi="Shabnam" w:cs="0 Nazanin Bold"/>
-                <w:sz w:val="32"/>
-                <w:szCs w:val="32"/>
-                <w:rtl/>
-              </w:rPr>
-            </w:pPr>
-            <w:r>
-              <w:rPr>
-                <w:rFonts w:ascii="Shabnam" w:hAnsi="Shabnam" w:cs="0 Nazanin Bold" w:hint="cs"/>
-                <w:sz w:val="32"/>
-                <w:szCs w:val="32"/>
+                <w:rFonts w:ascii="Shabnam" w:hAnsi="Shabnam"/>
+                <w:b/>
+                <w:bCs/>
+                <w:rtl/>
+              </w:rPr>
+            </w:pPr>
+            <w:r>
+              <w:rPr>
+                <w:rFonts w:ascii="Shabnam" w:hAnsi="Shabnam" w:hint="cs"/>
+                <w:b/>
+                <w:bCs/>
                 <w:rtl/>
               </w:rPr>
               <w:t>شمارنده های اول: .......... و ..........</w:t>
@@ -1881,9 +1628,9 @@
               <w:spacing w:after="160" w:line="276" w:lineRule="auto"/>
               <w:contextualSpacing/>
               <w:rPr>
-                <w:rFonts w:ascii="Shabnam" w:hAnsi="Shabnam" w:cs="0 Nazanin Bold"/>
-                <w:sz w:val="32"/>
-                <w:szCs w:val="32"/>
+                <w:rFonts w:ascii="Shabnam" w:hAnsi="Shabnam"/>
+                <w:b/>
+                <w:bCs/>
                 <w:rtl/>
               </w:rPr>
             </w:pPr>
@@ -1909,11 +1656,11 @@
               </w:numPr>
               <w:jc w:val="center"/>
               <w:rPr>
-                <w:rFonts w:cs="0 Nazanin Bold"/>
-                <w:b/>
-                <w:bCs/>
-                <w:sz w:val="32"/>
-                <w:szCs w:val="32"/>
+                <w:rFonts w:cs="B Nazanin"/>
+                <w:b/>
+                <w:bCs/>
+                <w:sz w:val="24"/>
+                <w:szCs w:val="24"/>
                 <w:rtl/>
               </w:rPr>
             </w:pPr>
@@ -1929,17 +1676,17 @@
               <w:spacing w:after="160" w:line="276" w:lineRule="auto"/>
               <w:contextualSpacing/>
               <w:rPr>
-                <w:rFonts w:ascii="Shabnam" w:hAnsi="Shabnam" w:cs="0 Nazanin Bold"/>
-                <w:sz w:val="32"/>
-                <w:szCs w:val="32"/>
-                <w:rtl/>
-              </w:rPr>
-            </w:pPr>
-            <w:r>
-              <w:rPr>
-                <w:rFonts w:ascii="Shabnam" w:hAnsi="Shabnam" w:cs="0 Nazanin Bold" w:hint="cs"/>
-                <w:sz w:val="32"/>
-                <w:szCs w:val="32"/>
+                <w:rFonts w:ascii="Shabnam" w:hAnsi="Shabnam"/>
+                <w:b/>
+                <w:bCs/>
+                <w:rtl/>
+              </w:rPr>
+            </w:pPr>
+            <w:r>
+              <w:rPr>
+                <w:rFonts w:ascii="Shabnam" w:hAnsi="Shabnam" w:hint="cs"/>
+                <w:b/>
+                <w:bCs/>
                 <w:rtl/>
               </w:rPr>
               <w:t>چهار عدد بنویسید که شمارنده های اول آن ۳ و ۵ باشند.</w:t>
@@ -1950,9 +1697,9 @@
               <w:spacing w:after="160" w:line="276" w:lineRule="auto"/>
               <w:contextualSpacing/>
               <w:rPr>
-                <w:rFonts w:ascii="Shabnam" w:hAnsi="Shabnam" w:cs="0 Nazanin Bold"/>
-                <w:sz w:val="32"/>
-                <w:szCs w:val="32"/>
+                <w:rFonts w:ascii="Shabnam" w:hAnsi="Shabnam"/>
+                <w:b/>
+                <w:bCs/>
                 <w:rtl/>
               </w:rPr>
             </w:pPr>
@@ -1962,9 +1709,9 @@
               <w:spacing w:after="160" w:line="276" w:lineRule="auto"/>
               <w:contextualSpacing/>
               <w:rPr>
-                <w:rFonts w:ascii="Shabnam" w:hAnsi="Shabnam" w:cs="0 Nazanin Bold"/>
-                <w:sz w:val="32"/>
-                <w:szCs w:val="32"/>
+                <w:rFonts w:ascii="Shabnam" w:hAnsi="Shabnam"/>
+                <w:b/>
+                <w:bCs/>
                 <w:rtl/>
               </w:rPr>
             </w:pPr>
@@ -1990,11 +1737,11 @@
               </w:numPr>
               <w:jc w:val="center"/>
               <w:rPr>
-                <w:rFonts w:cs="0 Nazanin Bold"/>
-                <w:b/>
-                <w:bCs/>
-                <w:sz w:val="32"/>
-                <w:szCs w:val="32"/>
+                <w:rFonts w:cs="B Nazanin"/>
+                <w:b/>
+                <w:bCs/>
+                <w:sz w:val="24"/>
+                <w:szCs w:val="24"/>
                 <w:rtl/>
               </w:rPr>
             </w:pPr>
@@ -2010,18 +1757,18 @@
               <w:spacing w:line="276" w:lineRule="auto"/>
               <w:contextualSpacing/>
               <w:rPr>
-                <w:rFonts w:ascii="Shabnam" w:hAnsi="Shabnam" w:cs="0 Nazanin Bold"/>
-                <w:sz w:val="32"/>
-                <w:szCs w:val="32"/>
+                <w:rFonts w:ascii="Shabnam" w:hAnsi="Shabnam"/>
+                <w:b/>
+                <w:bCs/>
                 <w:rtl/>
                 <w:lang w:bidi="fa-IR"/>
               </w:rPr>
             </w:pPr>
             <w:r>
               <w:rPr>
-                <w:rFonts w:ascii="Shabnam" w:hAnsi="Shabnam" w:cs="0 Nazanin Bold" w:hint="cs"/>
-                <w:sz w:val="32"/>
-                <w:szCs w:val="32"/>
+                <w:rFonts w:ascii="Shabnam" w:hAnsi="Shabnam" w:hint="cs"/>
+                <w:b/>
+                <w:bCs/>
                 <w:rtl/>
               </w:rPr>
               <w:t>کسر زیر را با کمک تجزیه کردن ساده کنید.</w:t>
@@ -2059,9 +1806,9 @@
                     <w:spacing w:line="276" w:lineRule="auto"/>
                     <w:jc w:val="right"/>
                     <w:rPr>
-                      <w:rFonts w:ascii="Shabnam" w:hAnsi="Shabnam" w:cs="0 Nazanin Bold"/>
-                      <w:sz w:val="32"/>
-                      <w:szCs w:val="32"/>
+                      <w:rFonts w:ascii="Shabnam" w:hAnsi="Shabnam"/>
+                      <w:b/>
+                      <w:bCs/>
                       <w:rtl/>
                     </w:rPr>
                   </w:pPr>
@@ -2087,50 +1834,46 @@
                     </w:tabs>
                     <w:spacing w:line="276" w:lineRule="auto"/>
                     <w:rPr>
-                      <w:rFonts w:ascii="Shabnam" w:hAnsi="Shabnam" w:cs="0 Nazanin Bold"/>
-                      <w:sz w:val="32"/>
-                      <w:szCs w:val="32"/>
+                      <w:rFonts w:ascii="Shabnam" w:hAnsi="Shabnam"/>
+                      <w:b/>
+                      <w:bCs/>
                       <w:rtl/>
                     </w:rPr>
                   </w:pPr>
                   <w:r>
                     <w:rPr>
-                      <w:rFonts w:cs="0 Nazanin Bold"/>
-                      <w:sz w:val="32"/>
-                      <w:szCs w:val="32"/>
+                      <w:b/>
+                      <w:bCs/>
                     </w:rPr>
                     <w:tab/>
                     <w:t xml:space="preserve">                          </w:t>
                   </w:r>
                   <w:r>
                     <w:rPr>
-                      <w:rFonts w:cs="0 Nazanin Bold"/>
-                      <w:sz w:val="32"/>
-                      <w:szCs w:val="32"/>
+                      <w:b/>
+                      <w:bCs/>
                     </w:rPr>
                     <w:tab/>
                   </w:r>
                   <w:r>
                     <w:rPr>
-                      <w:rFonts w:cs="0 Nazanin Bold"/>
-                      <w:sz w:val="32"/>
-                      <w:szCs w:val="32"/>
+                      <w:b/>
+                      <w:bCs/>
                     </w:rPr>
                     <w:tab/>
                     <w:t xml:space="preserve"> </w:t>
                   </w:r>
                   <w:r>
                     <w:rPr>
-                      <w:rFonts w:cs="0 Nazanin Bold"/>
+                      <w:b/>
+                      <w:bCs/>
                       <w:position w:val="-28"/>
-                      <w:sz w:val="32"/>
-                      <w:szCs w:val="32"/>
                     </w:rPr>
                     <w:object w:dxaOrig="620" w:dyaOrig="720" w14:anchorId="6FCF91CF">
-                      <v:shape id="_x0000_i1069" type="#_x0000_t75" style="width:31.7pt;height:37.05pt" o:ole="">
+                      <v:shape id="_x0000_i1026" type="#_x0000_t75" style="width:31.5pt;height:36.75pt" o:ole="">
                         <v:imagedata r:id="rId5" o:title=""/>
                       </v:shape>
-                      <o:OLEObject Type="Embed" ProgID="Equation.DSMT4" ShapeID="_x0000_i1069" DrawAspect="Content" ObjectID="_1802573112" r:id="rId6"/>
+                      <o:OLEObject Type="Embed" ProgID="Equation.DSMT4" ShapeID="_x0000_i1026" DrawAspect="Content" ObjectID="_1831990643" r:id="rId6"/>
                     </w:object>
                   </w:r>
                 </w:p>
@@ -2140,11 +1883,8 @@
           <w:p>
             <w:pPr>
               <w:rPr>
-                <w:rFonts w:cs="0 Nazanin Bold"/>
-                <w:b/>
-                <w:bCs/>
-                <w:sz w:val="32"/>
-                <w:szCs w:val="32"/>
+                <w:b/>
+                <w:bCs/>
                 <w:rtl/>
               </w:rPr>
             </w:pPr>
@@ -2170,11 +1910,11 @@
               </w:numPr>
               <w:jc w:val="center"/>
               <w:rPr>
-                <w:rFonts w:cs="0 Nazanin Bold"/>
-                <w:b/>
-                <w:bCs/>
-                <w:sz w:val="32"/>
-                <w:szCs w:val="32"/>
+                <w:rFonts w:cs="B Nazanin"/>
+                <w:b/>
+                <w:bCs/>
+                <w:sz w:val="24"/>
+                <w:szCs w:val="24"/>
                 <w:rtl/>
               </w:rPr>
             </w:pPr>
@@ -2188,22 +1928,17 @@
           <w:p>
             <w:pPr>
               <w:rPr>
-                <w:rFonts w:cs="Arial"/>
-                <w:b/>
-                <w:bCs/>
-                <w:sz w:val="32"/>
-                <w:szCs w:val="32"/>
+                <w:b/>
+                <w:bCs/>
                 <w:rtl/>
                 <w:lang w:bidi="fa-IR"/>
               </w:rPr>
             </w:pPr>
             <w:r>
               <w:rPr>
-                <w:rFonts w:cs="0 Nazanin Bold" w:hint="cs"/>
-                <w:b/>
-                <w:bCs/>
-                <w:sz w:val="32"/>
-                <w:szCs w:val="32"/>
+                <w:rFonts w:hint="cs"/>
+                <w:b/>
+                <w:bCs/>
                 <w:rtl/>
               </w:rPr>
               <w:t>عدد های زیر تجزیه شده اند. ب م م و ک م م آنها را به دست آورید.</w:t>
@@ -2233,29 +1968,23 @@
                   <w:pPr>
                     <w:jc w:val="right"/>
                     <w:rPr>
-                      <w:rFonts w:cs="Arial"/>
                       <w:b/>
                       <w:bCs/>
-                      <w:sz w:val="32"/>
-                      <w:szCs w:val="32"/>
                       <w:rtl/>
                       <w:lang w:bidi="fa-IR"/>
                     </w:rPr>
                   </w:pPr>
                   <w:r>
                     <w:rPr>
-                      <w:rFonts w:cs="0 Nazanin Bold"/>
                       <w:b/>
                       <w:bCs/>
                       <w:position w:val="-6"/>
-                      <w:sz w:val="32"/>
-                      <w:szCs w:val="32"/>
                     </w:rPr>
                     <w:object w:dxaOrig="1480" w:dyaOrig="279" w14:anchorId="66A8506B">
-                      <v:shape id="_x0000_i1070" type="#_x0000_t75" style="width:75.75pt;height:13.95pt" o:ole="">
+                      <v:shape id="_x0000_i1027" type="#_x0000_t75" style="width:75.75pt;height:14.25pt" o:ole="">
                         <v:imagedata r:id="rId7" o:title=""/>
                       </v:shape>
-                      <o:OLEObject Type="Embed" ProgID="Equation.DSMT4" ShapeID="_x0000_i1070" DrawAspect="Content" ObjectID="_1802573113" r:id="rId8"/>
+                      <o:OLEObject Type="Embed" ProgID="Equation.DSMT4" ShapeID="_x0000_i1027" DrawAspect="Content" ObjectID="_1831990644" r:id="rId8"/>
                     </w:object>
                   </w:r>
                 </w:p>
@@ -2268,29 +1997,23 @@
                   <w:pPr>
                     <w:jc w:val="right"/>
                     <w:rPr>
-                      <w:rFonts w:cs="Arial"/>
                       <w:b/>
                       <w:bCs/>
-                      <w:sz w:val="32"/>
-                      <w:szCs w:val="32"/>
                       <w:rtl/>
                       <w:lang w:bidi="fa-IR"/>
                     </w:rPr>
                   </w:pPr>
                   <w:r>
                     <w:rPr>
-                      <w:rFonts w:cs="0 Nazanin Bold"/>
                       <w:b/>
                       <w:bCs/>
                       <w:position w:val="-12"/>
-                      <w:sz w:val="32"/>
-                      <w:szCs w:val="32"/>
                     </w:rPr>
                     <w:object w:dxaOrig="1060" w:dyaOrig="360" w14:anchorId="6221F901">
-                      <v:shape id="_x0000_i1071" type="#_x0000_t75" style="width:53.75pt;height:18.25pt" o:ole="">
+                      <v:shape id="_x0000_i1028" type="#_x0000_t75" style="width:54pt;height:18pt" o:ole="">
                         <v:imagedata r:id="rId9" o:title=""/>
                       </v:shape>
-                      <o:OLEObject Type="Embed" ProgID="Equation.DSMT4" ShapeID="_x0000_i1071" DrawAspect="Content" ObjectID="_1802573114" r:id="rId10"/>
+                      <o:OLEObject Type="Embed" ProgID="Equation.DSMT4" ShapeID="_x0000_i1028" DrawAspect="Content" ObjectID="_1831990645" r:id="rId10"/>
                     </w:object>
                   </w:r>
                 </w:p>
@@ -2308,29 +2031,23 @@
                   <w:pPr>
                     <w:jc w:val="right"/>
                     <w:rPr>
-                      <w:rFonts w:cs="0 Nazanin Bold"/>
                       <w:b/>
                       <w:bCs/>
-                      <w:sz w:val="32"/>
-                      <w:szCs w:val="32"/>
                       <w:rtl/>
                       <w:lang w:bidi="fa-IR"/>
                     </w:rPr>
                   </w:pPr>
                   <w:r>
                     <w:rPr>
-                      <w:rFonts w:cs="0 Nazanin Bold"/>
                       <w:b/>
                       <w:bCs/>
                       <w:position w:val="-6"/>
-                      <w:sz w:val="32"/>
-                      <w:szCs w:val="32"/>
                     </w:rPr>
                     <w:object w:dxaOrig="1480" w:dyaOrig="279" w14:anchorId="4C5A76ED">
-                      <v:shape id="_x0000_i1072" type="#_x0000_t75" style="width:75.75pt;height:13.95pt" o:ole="">
+                      <v:shape id="_x0000_i1029" type="#_x0000_t75" style="width:75.75pt;height:14.25pt" o:ole="">
                         <v:imagedata r:id="rId11" o:title=""/>
                       </v:shape>
-                      <o:OLEObject Type="Embed" ProgID="Equation.DSMT4" ShapeID="_x0000_i1072" DrawAspect="Content" ObjectID="_1802573115" r:id="rId12"/>
+                      <o:OLEObject Type="Embed" ProgID="Equation.DSMT4" ShapeID="_x0000_i1029" DrawAspect="Content" ObjectID="_1831990646" r:id="rId12"/>
                     </w:object>
                   </w:r>
                 </w:p>
@@ -2343,27 +2060,21 @@
                   <w:pPr>
                     <w:jc w:val="right"/>
                     <w:rPr>
-                      <w:rFonts w:cs="0 Nazanin Bold"/>
                       <w:b/>
                       <w:bCs/>
-                      <w:sz w:val="32"/>
-                      <w:szCs w:val="32"/>
                     </w:rPr>
                   </w:pPr>
                   <w:r>
                     <w:rPr>
-                      <w:rFonts w:cs="0 Nazanin Bold"/>
                       <w:b/>
                       <w:bCs/>
                       <w:position w:val="-10"/>
-                      <w:sz w:val="32"/>
-                      <w:szCs w:val="32"/>
                     </w:rPr>
                     <w:object w:dxaOrig="1040" w:dyaOrig="340" w14:anchorId="45913A97">
-                      <v:shape id="_x0000_i1073" type="#_x0000_t75" style="width:53.75pt;height:17.75pt" o:ole="">
+                      <v:shape id="_x0000_i1030" type="#_x0000_t75" style="width:54pt;height:18pt" o:ole="">
                         <v:imagedata r:id="rId13" o:title=""/>
                       </v:shape>
-                      <o:OLEObject Type="Embed" ProgID="Equation.DSMT4" ShapeID="_x0000_i1073" DrawAspect="Content" ObjectID="_1802573116" r:id="rId14"/>
+                      <o:OLEObject Type="Embed" ProgID="Equation.DSMT4" ShapeID="_x0000_i1030" DrawAspect="Content" ObjectID="_1831990647" r:id="rId14"/>
                     </w:object>
                   </w:r>
                 </w:p>
@@ -2375,11 +2086,9 @@
               <w:spacing w:line="276" w:lineRule="auto"/>
               <w:contextualSpacing/>
               <w:rPr>
-                <w:rFonts w:ascii="Shabnam" w:hAnsi="Shabnam" w:cs="0 Nazanin Bold"/>
-                <w:b/>
-                <w:bCs/>
-                <w:sz w:val="32"/>
-                <w:szCs w:val="32"/>
+                <w:rFonts w:ascii="Shabnam" w:hAnsi="Shabnam"/>
+                <w:b/>
+                <w:bCs/>
                 <w:rtl/>
                 <w:lang w:bidi="fa-IR"/>
               </w:rPr>
@@ -2405,11 +2114,11 @@
                 <w:numId w:val="5"/>
               </w:numPr>
               <w:rPr>
-                <w:rFonts w:cs="0 Nazanin Bold"/>
-                <w:b/>
-                <w:bCs/>
-                <w:sz w:val="32"/>
-                <w:szCs w:val="32"/>
+                <w:rFonts w:cs="B Nazanin"/>
+                <w:b/>
+                <w:bCs/>
+                <w:sz w:val="24"/>
+                <w:szCs w:val="24"/>
                 <w:rtl/>
               </w:rPr>
             </w:pPr>
@@ -2423,33 +2132,26 @@
           <w:p>
             <w:pPr>
               <w:rPr>
-                <w:rFonts w:cs="Arial"/>
-                <w:b/>
-                <w:bCs/>
-                <w:sz w:val="32"/>
-                <w:szCs w:val="32"/>
+                <w:b/>
+                <w:bCs/>
                 <w:rtl/>
                 <w:lang w:bidi="fa-IR"/>
               </w:rPr>
             </w:pPr>
             <w:r>
               <w:rPr>
-                <w:rFonts w:cs="0 Nazanin Bold" w:hint="cs"/>
-                <w:b/>
-                <w:bCs/>
-                <w:sz w:val="32"/>
-                <w:szCs w:val="32"/>
+                <w:rFonts w:hint="cs"/>
+                <w:b/>
+                <w:bCs/>
                 <w:rtl/>
               </w:rPr>
               <w:t xml:space="preserve">ب م م و ک م م دو عدد </w:t>
             </w:r>
             <w:r>
               <w:rPr>
-                <w:rFonts w:cs="0 Nazanin Bold" w:hint="cs"/>
-                <w:b/>
-                <w:bCs/>
-                <w:sz w:val="32"/>
-                <w:szCs w:val="32"/>
+                <w:rFonts w:hint="cs"/>
+                <w:b/>
+                <w:bCs/>
                 <w:rtl/>
                 <w:lang w:bidi="fa-IR"/>
               </w:rPr>
@@ -2457,11 +2159,9 @@
             </w:r>
             <w:r>
               <w:rPr>
-                <w:rFonts w:cs="0 Nazanin Bold" w:hint="cs"/>
-                <w:b/>
-                <w:bCs/>
-                <w:sz w:val="32"/>
-                <w:szCs w:val="32"/>
+                <w:rFonts w:hint="cs"/>
+                <w:b/>
+                <w:bCs/>
                 <w:rtl/>
               </w:rPr>
               <w:t>و 21 را به کمک روش تجزیه به دست آورید.</w:t>
@@ -2472,29 +2172,23 @@
               <w:spacing w:line="360" w:lineRule="auto"/>
               <w:jc w:val="right"/>
               <w:rPr>
-                <w:rFonts w:cs="Arial"/>
-                <w:b/>
-                <w:bCs/>
-                <w:sz w:val="32"/>
-                <w:szCs w:val="32"/>
+                <w:b/>
+                <w:bCs/>
                 <w:rtl/>
                 <w:lang w:bidi="fa-IR"/>
               </w:rPr>
             </w:pPr>
             <w:r>
               <w:rPr>
-                <w:rFonts w:cs="0 Nazanin Bold"/>
                 <w:b/>
                 <w:bCs/>
                 <w:position w:val="-12"/>
-                <w:sz w:val="32"/>
-                <w:szCs w:val="32"/>
               </w:rPr>
               <w:object w:dxaOrig="1100" w:dyaOrig="360" w14:anchorId="5B86B420">
-                <v:shape id="_x0000_i1074" type="#_x0000_t75" style="width:56.95pt;height:18.8pt" o:ole="">
+                <v:shape id="_x0000_i1031" type="#_x0000_t75" style="width:57pt;height:18.75pt" o:ole="">
                   <v:imagedata r:id="rId15" o:title=""/>
                 </v:shape>
-                <o:OLEObject Type="Embed" ProgID="Equation.DSMT4" ShapeID="_x0000_i1074" DrawAspect="Content" ObjectID="_1802573117" r:id="rId16"/>
+                <o:OLEObject Type="Embed" ProgID="Equation.DSMT4" ShapeID="_x0000_i1031" DrawAspect="Content" ObjectID="_1831990648" r:id="rId16"/>
               </w:object>
             </w:r>
           </w:p>
@@ -2503,29 +2197,23 @@
               <w:spacing w:line="360" w:lineRule="auto"/>
               <w:jc w:val="right"/>
               <w:rPr>
-                <w:rFonts w:cs="Arial"/>
-                <w:b/>
-                <w:bCs/>
-                <w:sz w:val="32"/>
-                <w:szCs w:val="32"/>
+                <w:b/>
+                <w:bCs/>
                 <w:rtl/>
                 <w:lang w:bidi="fa-IR"/>
               </w:rPr>
             </w:pPr>
             <w:r>
               <w:rPr>
-                <w:rFonts w:cs="0 Nazanin Bold"/>
                 <w:b/>
                 <w:bCs/>
                 <w:position w:val="-10"/>
-                <w:sz w:val="32"/>
-                <w:szCs w:val="32"/>
               </w:rPr>
               <w:object w:dxaOrig="1060" w:dyaOrig="340" w14:anchorId="285D3D4B">
-                <v:shape id="_x0000_i1075" type="#_x0000_t75" style="width:54.8pt;height:16.1pt" o:ole="">
+                <v:shape id="_x0000_i1032" type="#_x0000_t75" style="width:54.75pt;height:15.75pt" o:ole="">
                   <v:imagedata r:id="rId17" o:title=""/>
                 </v:shape>
-                <o:OLEObject Type="Embed" ProgID="Equation.DSMT4" ShapeID="_x0000_i1075" DrawAspect="Content" ObjectID="_1802573118" r:id="rId18"/>
+                <o:OLEObject Type="Embed" ProgID="Equation.DSMT4" ShapeID="_x0000_i1032" DrawAspect="Content" ObjectID="_1831990649" r:id="rId18"/>
               </w:object>
             </w:r>
           </w:p>
@@ -2549,11 +2237,11 @@
                 <w:numId w:val="5"/>
               </w:numPr>
               <w:rPr>
-                <w:rFonts w:cs="0 Nazanin Bold"/>
-                <w:b/>
-                <w:bCs/>
-                <w:sz w:val="32"/>
-                <w:szCs w:val="32"/>
+                <w:rFonts w:cs="B Nazanin"/>
+                <w:b/>
+                <w:bCs/>
+                <w:sz w:val="24"/>
+                <w:szCs w:val="24"/>
                 <w:rtl/>
               </w:rPr>
             </w:pPr>
@@ -2567,23 +2255,18 @@
           <w:p>
             <w:pPr>
               <w:rPr>
-                <w:rFonts w:cs="Arial"/>
-                <w:b/>
-                <w:bCs/>
-                <w:sz w:val="32"/>
-                <w:szCs w:val="32"/>
+                <w:b/>
+                <w:bCs/>
                 <w:rtl/>
                 <w:lang w:bidi="fa-IR"/>
               </w:rPr>
             </w:pPr>
             <w:r>
               <w:rPr>
-                <w:rFonts w:cs="0 Nazanin Bold" w:hint="cs"/>
+                <w:rFonts w:hint="cs"/>
                 <w:b/>
                 <w:bCs/>
                 <w:color w:val="000000"/>
-                <w:sz w:val="32"/>
-                <w:szCs w:val="32"/>
                 <w:rtl/>
               </w:rPr>
               <w:t>به صورت ذهنی تساوی ها را کامل کنید.</w:t>
@@ -2622,29 +2305,23 @@
                   <w:pPr>
                     <w:jc w:val="right"/>
                     <w:rPr>
-                      <w:rFonts w:cs="Arial"/>
                       <w:b/>
                       <w:bCs/>
-                      <w:sz w:val="32"/>
-                      <w:szCs w:val="32"/>
                       <w:rtl/>
                       <w:lang w:bidi="fa-IR"/>
                     </w:rPr>
                   </w:pPr>
                   <w:r>
                     <w:rPr>
-                      <w:rFonts w:cs="0 Nazanin Bold"/>
                       <w:b/>
                       <w:bCs/>
                       <w:position w:val="-12"/>
-                      <w:sz w:val="32"/>
-                      <w:szCs w:val="32"/>
                     </w:rPr>
                     <w:object w:dxaOrig="1080" w:dyaOrig="360" w14:anchorId="497D37B8">
-                      <v:shape id="_x0000_i1081" type="#_x0000_t75" style="width:55.9pt;height:17.2pt" o:ole="">
+                      <v:shape id="_x0000_i1033" type="#_x0000_t75" style="width:56.25pt;height:17.25pt" o:ole="">
                         <v:imagedata r:id="rId19" o:title=""/>
                       </v:shape>
-                      <o:OLEObject Type="Embed" ProgID="Equation.DSMT4" ShapeID="_x0000_i1081" DrawAspect="Content" ObjectID="_1802573119" r:id="rId20"/>
+                      <o:OLEObject Type="Embed" ProgID="Equation.DSMT4" ShapeID="_x0000_i1033" DrawAspect="Content" ObjectID="_1831990650" r:id="rId20"/>
                     </w:object>
                   </w:r>
                 </w:p>
@@ -2663,29 +2340,23 @@
                   <w:pPr>
                     <w:jc w:val="right"/>
                     <w:rPr>
-                      <w:rFonts w:cs="Arial"/>
                       <w:b/>
                       <w:bCs/>
-                      <w:sz w:val="32"/>
-                      <w:szCs w:val="32"/>
                       <w:rtl/>
                       <w:lang w:bidi="fa-IR"/>
                     </w:rPr>
                   </w:pPr>
                   <w:r>
                     <w:rPr>
-                      <w:rFonts w:cs="0 Nazanin Bold"/>
                       <w:b/>
                       <w:bCs/>
                       <w:position w:val="-12"/>
-                      <w:sz w:val="32"/>
-                      <w:szCs w:val="32"/>
                     </w:rPr>
                     <w:object w:dxaOrig="960" w:dyaOrig="360" w14:anchorId="0EC4CC34">
-                      <v:shape id="_x0000_i1076" type="#_x0000_t75" style="width:48.35pt;height:17.2pt" o:ole="">
+                      <v:shape id="_x0000_i1034" type="#_x0000_t75" style="width:48pt;height:17.25pt" o:ole="">
                         <v:imagedata r:id="rId21" o:title=""/>
                       </v:shape>
-                      <o:OLEObject Type="Embed" ProgID="Equation.DSMT4" ShapeID="_x0000_i1076" DrawAspect="Content" ObjectID="_1802573120" r:id="rId22"/>
+                      <o:OLEObject Type="Embed" ProgID="Equation.DSMT4" ShapeID="_x0000_i1034" DrawAspect="Content" ObjectID="_1831990651" r:id="rId22"/>
                     </w:object>
                   </w:r>
                 </w:p>
@@ -2704,29 +2375,23 @@
                   <w:pPr>
                     <w:jc w:val="right"/>
                     <w:rPr>
-                      <w:rFonts w:cs="Arial"/>
                       <w:b/>
                       <w:bCs/>
-                      <w:sz w:val="32"/>
-                      <w:szCs w:val="32"/>
                       <w:rtl/>
                       <w:lang w:bidi="fa-IR"/>
                     </w:rPr>
                   </w:pPr>
                   <w:r>
                     <w:rPr>
-                      <w:rFonts w:cs="0 Nazanin Bold"/>
                       <w:b/>
                       <w:bCs/>
                       <w:position w:val="-12"/>
-                      <w:sz w:val="32"/>
-                      <w:szCs w:val="32"/>
                     </w:rPr>
                     <w:object w:dxaOrig="840" w:dyaOrig="360" w14:anchorId="39921512">
-                      <v:shape id="_x0000_i1080" type="#_x0000_t75" style="width:42.45pt;height:17.2pt" o:ole="">
+                      <v:shape id="_x0000_i1035" type="#_x0000_t75" style="width:42.75pt;height:17.25pt" o:ole="">
                         <v:imagedata r:id="rId23" o:title=""/>
                       </v:shape>
-                      <o:OLEObject Type="Embed" ProgID="Equation.DSMT4" ShapeID="_x0000_i1080" DrawAspect="Content" ObjectID="_1802573121" r:id="rId24"/>
+                      <o:OLEObject Type="Embed" ProgID="Equation.DSMT4" ShapeID="_x0000_i1035" DrawAspect="Content" ObjectID="_1831990652" r:id="rId24"/>
                     </w:object>
                   </w:r>
                 </w:p>
@@ -2751,28 +2416,22 @@
                   <w:pPr>
                     <w:jc w:val="right"/>
                     <w:rPr>
-                      <w:rFonts w:cs="0 Nazanin Bold"/>
                       <w:b/>
                       <w:bCs/>
-                      <w:sz w:val="32"/>
-                      <w:szCs w:val="32"/>
                       <w:lang w:bidi="fa-IR"/>
                     </w:rPr>
                   </w:pPr>
                   <w:r>
                     <w:rPr>
-                      <w:rFonts w:cs="0 Nazanin Bold"/>
                       <w:b/>
                       <w:bCs/>
                       <w:position w:val="-10"/>
-                      <w:sz w:val="32"/>
-                      <w:szCs w:val="32"/>
                     </w:rPr>
                     <w:object w:dxaOrig="1060" w:dyaOrig="340" w14:anchorId="0A95B753">
-                      <v:shape id="_x0000_i1077" type="#_x0000_t75" style="width:54.8pt;height:16.1pt" o:ole="">
+                      <v:shape id="_x0000_i1036" type="#_x0000_t75" style="width:54.75pt;height:15.75pt" o:ole="">
                         <v:imagedata r:id="rId25" o:title=""/>
                       </v:shape>
-                      <o:OLEObject Type="Embed" ProgID="Equation.DSMT4" ShapeID="_x0000_i1077" DrawAspect="Content" ObjectID="_1802573122" r:id="rId26"/>
+                      <o:OLEObject Type="Embed" ProgID="Equation.DSMT4" ShapeID="_x0000_i1036" DrawAspect="Content" ObjectID="_1831990653" r:id="rId26"/>
                     </w:object>
                   </w:r>
                 </w:p>
@@ -2791,27 +2450,21 @@
                   <w:pPr>
                     <w:jc w:val="right"/>
                     <w:rPr>
-                      <w:rFonts w:cs="0 Nazanin Bold"/>
                       <w:b/>
                       <w:bCs/>
-                      <w:sz w:val="32"/>
-                      <w:szCs w:val="32"/>
                     </w:rPr>
                   </w:pPr>
                   <w:r>
                     <w:rPr>
-                      <w:rFonts w:cs="0 Nazanin Bold"/>
                       <w:b/>
                       <w:bCs/>
                       <w:position w:val="-10"/>
-                      <w:sz w:val="32"/>
-                      <w:szCs w:val="32"/>
                     </w:rPr>
                     <w:object w:dxaOrig="820" w:dyaOrig="340" w14:anchorId="722D4349">
-                      <v:shape id="_x0000_i1078" type="#_x0000_t75" style="width:42.45pt;height:16.1pt" o:ole="">
+                      <v:shape id="_x0000_i1037" type="#_x0000_t75" style="width:42.75pt;height:15.75pt" o:ole="">
                         <v:imagedata r:id="rId27" o:title=""/>
                       </v:shape>
-                      <o:OLEObject Type="Embed" ProgID="Equation.DSMT4" ShapeID="_x0000_i1078" DrawAspect="Content" ObjectID="_1802573123" r:id="rId28"/>
+                      <o:OLEObject Type="Embed" ProgID="Equation.DSMT4" ShapeID="_x0000_i1037" DrawAspect="Content" ObjectID="_1831990654" r:id="rId28"/>
                     </w:object>
                   </w:r>
                 </w:p>
@@ -2830,27 +2483,21 @@
                   <w:pPr>
                     <w:jc w:val="right"/>
                     <w:rPr>
-                      <w:rFonts w:cs="0 Nazanin Bold"/>
                       <w:b/>
                       <w:bCs/>
-                      <w:sz w:val="32"/>
-                      <w:szCs w:val="32"/>
                     </w:rPr>
                   </w:pPr>
                   <w:r>
                     <w:rPr>
-                      <w:rFonts w:cs="0 Nazanin Bold"/>
                       <w:b/>
                       <w:bCs/>
                       <w:position w:val="-10"/>
-                      <w:sz w:val="32"/>
-                      <w:szCs w:val="32"/>
                     </w:rPr>
                     <w:object w:dxaOrig="900" w:dyaOrig="340" w14:anchorId="4ACE0587">
-                      <v:shape id="_x0000_i1079" type="#_x0000_t75" style="width:45.65pt;height:16.1pt" o:ole="">
+                      <v:shape id="_x0000_i1038" type="#_x0000_t75" style="width:45.75pt;height:15.75pt" o:ole="">
                         <v:imagedata r:id="rId29" o:title=""/>
                       </v:shape>
-                      <o:OLEObject Type="Embed" ProgID="Equation.DSMT4" ShapeID="_x0000_i1079" DrawAspect="Content" ObjectID="_1802573124" r:id="rId30"/>
+                      <o:OLEObject Type="Embed" ProgID="Equation.DSMT4" ShapeID="_x0000_i1038" DrawAspect="Content" ObjectID="_1831990655" r:id="rId30"/>
                     </w:object>
                   </w:r>
                 </w:p>
@@ -2860,11 +2507,8 @@
           <w:p>
             <w:pPr>
               <w:rPr>
-                <w:rFonts w:cs="Arial"/>
-                <w:b/>
-                <w:bCs/>
-                <w:sz w:val="32"/>
-                <w:szCs w:val="32"/>
+                <w:b/>
+                <w:bCs/>
                 <w:rtl/>
                 <w:lang w:bidi="fa-IR"/>
               </w:rPr>
@@ -2890,11 +2534,11 @@
                 <w:numId w:val="5"/>
               </w:numPr>
               <w:rPr>
-                <w:rFonts w:cs="0 Nazanin Bold"/>
-                <w:b/>
-                <w:bCs/>
-                <w:sz w:val="32"/>
-                <w:szCs w:val="32"/>
+                <w:rFonts w:cs="B Nazanin"/>
+                <w:b/>
+                <w:bCs/>
+                <w:sz w:val="24"/>
+                <w:szCs w:val="24"/>
                 <w:rtl/>
               </w:rPr>
             </w:pPr>
@@ -2909,17 +2553,17 @@
             <w:pPr>
               <w:spacing w:line="276" w:lineRule="auto"/>
               <w:rPr>
-                <w:rFonts w:ascii="Shabnam" w:hAnsi="Shabnam" w:cs="0 Nazanin Bold"/>
-                <w:sz w:val="32"/>
-                <w:szCs w:val="32"/>
-                <w:rtl/>
-              </w:rPr>
-            </w:pPr>
-            <w:r>
-              <w:rPr>
-                <w:rFonts w:ascii="Shabnam" w:hAnsi="Shabnam" w:cs="0 Nazanin Bold" w:hint="cs"/>
-                <w:sz w:val="32"/>
-                <w:szCs w:val="32"/>
+                <w:rFonts w:ascii="Shabnam" w:hAnsi="Shabnam"/>
+                <w:b/>
+                <w:bCs/>
+                <w:rtl/>
+              </w:rPr>
+            </w:pPr>
+            <w:r>
+              <w:rPr>
+                <w:rFonts w:ascii="Shabnam" w:hAnsi="Shabnam" w:hint="cs"/>
+                <w:b/>
+                <w:bCs/>
                 <w:rtl/>
               </w:rPr>
               <w:t>دو ظرف با گنجایش ۱۶ و ۲۴ لیتر داریم. می خواهیم با یک پیمانه که هر بار پر و خالی می شود ، هر دو ظرف را پر کنیم. بزرگترین پیمانه ای که برای این کار مناسب است ، چند لیتری است؟</w:t>
@@ -2929,9 +2573,9 @@
             <w:pPr>
               <w:spacing w:line="276" w:lineRule="auto"/>
               <w:rPr>
-                <w:rFonts w:ascii="Shabnam" w:hAnsi="Shabnam" w:cs="0 Nazanin Bold"/>
-                <w:sz w:val="32"/>
-                <w:szCs w:val="32"/>
+                <w:rFonts w:ascii="Shabnam" w:hAnsi="Shabnam"/>
+                <w:b/>
+                <w:bCs/>
                 <w:rtl/>
               </w:rPr>
             </w:pPr>
@@ -2940,20 +2584,22 @@
             <w:pPr>
               <w:spacing w:line="276" w:lineRule="auto"/>
               <w:rPr>
-                <w:rFonts w:ascii="Shabnam" w:hAnsi="Shabnam" w:cs="0 Nazanin Bold"/>
-                <w:sz w:val="32"/>
-                <w:szCs w:val="32"/>
-                <w:rtl/>
-              </w:rPr>
-            </w:pPr>
+                <w:rFonts w:ascii="Shabnam" w:hAnsi="Shabnam"/>
+                <w:b/>
+                <w:bCs/>
+                <w:rtl/>
+              </w:rPr>
+            </w:pPr>
+            <w:bookmarkStart w:id="0" w:name="_GoBack"/>
+            <w:bookmarkEnd w:id="0"/>
           </w:p>
           <w:p>
             <w:pPr>
               <w:spacing w:line="276" w:lineRule="auto"/>
               <w:rPr>
-                <w:rFonts w:ascii="Shabnam" w:hAnsi="Shabnam" w:cs="0 Nazanin Bold"/>
-                <w:sz w:val="32"/>
-                <w:szCs w:val="32"/>
+                <w:rFonts w:ascii="Shabnam" w:hAnsi="Shabnam"/>
+                <w:b/>
+                <w:bCs/>
                 <w:rtl/>
               </w:rPr>
             </w:pPr>
@@ -2963,9 +2609,9 @@
               <w:spacing w:line="276" w:lineRule="auto"/>
               <w:contextualSpacing/>
               <w:rPr>
-                <w:rFonts w:ascii="Shabnam" w:hAnsi="Shabnam" w:cs="0 Nazanin Bold"/>
-                <w:sz w:val="32"/>
-                <w:szCs w:val="32"/>
+                <w:rFonts w:ascii="Shabnam" w:hAnsi="Shabnam"/>
+                <w:b/>
+                <w:bCs/>
                 <w:rtl/>
               </w:rPr>
             </w:pPr>
@@ -2990,11 +2636,11 @@
               </w:numPr>
               <w:jc w:val="center"/>
               <w:rPr>
-                <w:rFonts w:cs="0 Nazanin Bold"/>
-                <w:b/>
-                <w:bCs/>
-                <w:sz w:val="32"/>
-                <w:szCs w:val="32"/>
+                <w:rFonts w:cs="B Nazanin"/>
+                <w:b/>
+                <w:bCs/>
+                <w:sz w:val="24"/>
+                <w:szCs w:val="24"/>
                 <w:rtl/>
               </w:rPr>
             </w:pPr>
@@ -3010,113 +2656,113 @@
               <w:spacing w:line="276" w:lineRule="auto"/>
               <w:jc w:val="both"/>
               <w:rPr>
-                <w:rFonts w:ascii="Shabnam" w:hAnsi="Shabnam" w:cs="0 Nazanin Bold"/>
-                <w:sz w:val="32"/>
-                <w:szCs w:val="32"/>
-                <w:rtl/>
-              </w:rPr>
-            </w:pPr>
-            <w:r>
-              <w:rPr>
-                <w:rFonts w:ascii="Shabnam" w:hAnsi="Shabnam" w:cs="0 Nazanin Bold" w:hint="cs"/>
+                <w:rFonts w:ascii="Shabnam" w:hAnsi="Shabnam"/>
+                <w:b/>
+                <w:bCs/>
+                <w:rtl/>
+              </w:rPr>
+            </w:pPr>
+            <w:r>
+              <w:rPr>
+                <w:rFonts w:ascii="Shabnam" w:hAnsi="Shabnam" w:hint="cs"/>
+                <w:b/>
+                <w:bCs/>
                 <w:i/>
-                <w:sz w:val="32"/>
-                <w:szCs w:val="32"/>
                 <w:rtl/>
               </w:rPr>
               <w:t xml:space="preserve">چراغ چشمک زن </w:t>
             </w:r>
             <w:r>
               <w:rPr>
-                <w:rFonts w:ascii="Shabnam" w:hAnsi="Shabnam" w:cs="0 Nazanin Bold"/>
+                <w:rFonts w:ascii="Shabnam" w:hAnsi="Shabnam"/>
+                <w:b/>
+                <w:bCs/>
                 <w:i/>
-                <w:sz w:val="32"/>
-                <w:szCs w:val="32"/>
               </w:rPr>
               <w:t>A</w:t>
             </w:r>
             <w:r>
               <w:rPr>
-                <w:rFonts w:ascii="Shabnam" w:hAnsi="Shabnam" w:cs="0 Nazanin Bold" w:hint="cs"/>
+                <w:rFonts w:ascii="Shabnam" w:hAnsi="Shabnam" w:hint="cs"/>
+                <w:b/>
+                <w:bCs/>
                 <w:i/>
-                <w:sz w:val="32"/>
-                <w:szCs w:val="32"/>
                 <w:rtl/>
               </w:rPr>
               <w:t xml:space="preserve"> هر </w:t>
             </w:r>
             <w:r>
               <w:rPr>
-                <w:rFonts w:ascii="Shabnam" w:hAnsi="Shabnam" w:cs="0 Nazanin Bold" w:hint="cs"/>
-                <w:sz w:val="32"/>
-                <w:szCs w:val="32"/>
+                <w:rFonts w:ascii="Shabnam" w:hAnsi="Shabnam" w:hint="cs"/>
+                <w:b/>
+                <w:bCs/>
                 <w:rtl/>
               </w:rPr>
               <w:t>12</w:t>
             </w:r>
             <w:r>
               <w:rPr>
-                <w:rFonts w:ascii="Shabnam" w:hAnsi="Shabnam" w:cs="0 Nazanin Bold" w:hint="cs"/>
+                <w:rFonts w:ascii="Shabnam" w:hAnsi="Shabnam" w:hint="cs"/>
+                <w:b/>
+                <w:bCs/>
                 <w:i/>
-                <w:sz w:val="32"/>
-                <w:szCs w:val="32"/>
                 <w:rtl/>
               </w:rPr>
               <w:t xml:space="preserve"> ثانیه و چراغ چشمک زن </w:t>
             </w:r>
             <w:r>
               <w:rPr>
-                <w:rFonts w:ascii="Shabnam" w:hAnsi="Shabnam" w:cs="0 Nazanin Bold"/>
+                <w:rFonts w:ascii="Shabnam" w:hAnsi="Shabnam"/>
+                <w:b/>
+                <w:bCs/>
                 <w:i/>
-                <w:sz w:val="32"/>
-                <w:szCs w:val="32"/>
               </w:rPr>
               <w:t>B</w:t>
             </w:r>
             <w:r>
               <w:rPr>
-                <w:rFonts w:ascii="Shabnam" w:hAnsi="Shabnam" w:cs="0 Nazanin Bold" w:hint="cs"/>
+                <w:rFonts w:ascii="Shabnam" w:hAnsi="Shabnam" w:hint="cs"/>
+                <w:b/>
+                <w:bCs/>
                 <w:i/>
-                <w:sz w:val="32"/>
-                <w:szCs w:val="32"/>
                 <w:rtl/>
               </w:rPr>
               <w:t xml:space="preserve"> هر </w:t>
             </w:r>
             <w:r>
               <w:rPr>
-                <w:rFonts w:ascii="Shabnam" w:hAnsi="Shabnam" w:cs="0 Nazanin Bold" w:hint="cs"/>
-                <w:sz w:val="32"/>
-                <w:szCs w:val="32"/>
+                <w:rFonts w:ascii="Shabnam" w:hAnsi="Shabnam" w:hint="cs"/>
+                <w:b/>
+                <w:bCs/>
                 <w:rtl/>
               </w:rPr>
               <w:t>18</w:t>
             </w:r>
             <w:r>
               <w:rPr>
-                <w:rFonts w:ascii="Shabnam" w:hAnsi="Shabnam" w:cs="0 Nazanin Bold" w:hint="cs"/>
+                <w:rFonts w:ascii="Shabnam" w:hAnsi="Shabnam" w:hint="cs"/>
+                <w:b/>
+                <w:bCs/>
                 <w:i/>
-                <w:sz w:val="32"/>
-                <w:szCs w:val="32"/>
                 <w:rtl/>
               </w:rPr>
               <w:t xml:space="preserve"> ثانیه یک بار چشمک  می زنند. اگر همز</w:t>
             </w:r>
             <w:r>
               <w:rPr>
-                <w:rFonts w:ascii="Shabnam" w:hAnsi="Shabnam" w:cs="0 Nazanin Bold" w:hint="cs"/>
-                <w:sz w:val="32"/>
-                <w:szCs w:val="32"/>
+                <w:rFonts w:ascii="Shabnam" w:hAnsi="Shabnam" w:hint="cs"/>
+                <w:b/>
+                <w:bCs/>
                 <w:rtl/>
               </w:rPr>
               <w:t xml:space="preserve">مان آن ها را به برق متصل کنیم، </w:t>
             </w:r>
             <w:r>
               <w:rPr>
-                <w:rFonts w:ascii="Shabnam" w:hAnsi="Shabnam" w:cs="0 Nazanin Bold" w:hint="cs"/>
+                <w:rFonts w:ascii="Shabnam" w:hAnsi="Shabnam" w:hint="cs"/>
+                <w:b/>
+                <w:bCs/>
                 <w:i/>
-                <w:sz w:val="32"/>
-                <w:szCs w:val="32"/>
                 <w:rtl/>
               </w:rPr>
               <w:t>چند ثانیه طول می کشد تا این دو چراغ همزمان چشمک بزنند ؟</w:t>
@@ -3127,9 +2773,9 @@
               <w:spacing w:line="276" w:lineRule="auto"/>
               <w:jc w:val="both"/>
               <w:rPr>
-                <w:rFonts w:ascii="Shabnam" w:hAnsi="Shabnam" w:cs="0 Nazanin Bold"/>
-                <w:sz w:val="32"/>
-                <w:szCs w:val="32"/>
+                <w:rFonts w:ascii="Shabnam" w:hAnsi="Shabnam"/>
+                <w:b/>
+                <w:bCs/>
                 <w:rtl/>
               </w:rPr>
             </w:pPr>
@@ -3139,23 +2785,20 @@
               <w:spacing w:line="276" w:lineRule="auto"/>
               <w:jc w:val="both"/>
               <w:rPr>
-                <w:rFonts w:ascii="Shabnam" w:hAnsi="Shabnam" w:cs="0 Nazanin Bold"/>
+                <w:rFonts w:ascii="Shabnam" w:hAnsi="Shabnam"/>
+                <w:b/>
+                <w:bCs/>
                 <w:i/>
-                <w:sz w:val="32"/>
-                <w:szCs w:val="32"/>
-              </w:rPr>
-            </w:pPr>
-          </w:p>
-          <w:p>
-            <w:pPr>
-              <w:rPr>
-                <w:rFonts w:cs="0 Nazanin Bold"/>
+              </w:rPr>
+            </w:pPr>
+          </w:p>
+          <w:p>
+            <w:pPr>
+              <w:rPr>
                 <w:b/>
                 <w:bCs/>
                 <w:noProof/>
                 <w:color w:val="000000"/>
-                <w:sz w:val="32"/>
-                <w:szCs w:val="32"/>
                 <w:rtl/>
                 <w:lang w:bidi="fa-IR"/>
               </w:rPr>
@@ -3164,13 +2807,10 @@
           <w:p>
             <w:pPr>
               <w:rPr>
-                <w:rFonts w:cs="0 Nazanin Bold"/>
                 <w:b/>
                 <w:bCs/>
                 <w:noProof/>
                 <w:color w:val="000000"/>
-                <w:sz w:val="32"/>
-                <w:szCs w:val="32"/>
                 <w:rtl/>
                 <w:lang w:bidi="fa-IR"/>
               </w:rPr>
@@ -3185,11 +2825,8 @@
           <w:tab w:val="left" w:pos="9193"/>
         </w:tabs>
         <w:rPr>
-          <w:rFonts w:cs="0 Nazanin Bold"/>
           <w:b/>
           <w:bCs/>
-          <w:sz w:val="32"/>
-          <w:szCs w:val="32"/>
           <w:rtl/>
           <w:lang w:bidi="fa-IR"/>
         </w:rPr>
@@ -3230,7 +2867,7 @@
         <v:path o:extrusionok="f" gradientshapeok="t" o:connecttype="rect"/>
         <o:lock v:ext="edit" aspectratio="t"/>
       </v:shapetype>
-      <v:shape id="_x0000_i1033" type="#_x0000_t75" style="width:11.3pt;height:11.3pt" o:bullet="t">
+      <v:shape id="_x0000_i1040" type="#_x0000_t75" style="width:11.25pt;height:11.25pt" o:bullet="t">
         <v:imagedata r:id="rId1" o:title="msoB3E5"/>
       </v:shape>
     </w:pict>
